--- a/ebook2/Guide-Flash-Decodage.docx
+++ b/ebook2/Guide-Flash-Decodage.docx
@@ -2194,785 +2194,6 @@
         <w:spacing w:after="80"/>
       </w:pPr>
     </w:p>
-    <w:tbl>
-      <w:tblPr>
-        <w:tblW w:type="pct" w:w="100%"/>
-        <w:tblBorders>
-          <w:top w:val="none" w:color="FFFFFF" w:sz="0"/>
-          <w:left w:val="none" w:color="FFFFFF" w:sz="0"/>
-          <w:bottom w:val="none" w:color="FFFFFF" w:sz="0"/>
-          <w:right w:val="none" w:color="FFFFFF" w:sz="0"/>
-          <w:insideH w:val="none" w:color="FFFFFF" w:sz="0"/>
-          <w:insideV w:val="none" w:color="FFFFFF" w:sz="0"/>
-        </w:tblBorders>
-      </w:tblPr>
-      <w:tblGrid>
-        <w:gridCol w:w="200"/>
-        <w:gridCol w:w="9160"/>
-      </w:tblGrid>
-      <w:tr>
-        <w:tc>
-          <w:tcPr>
-            <w:tcW w:type="dxa" w:w="200"/>
-            <w:shd w:fill="2E5E8C" w:color="auto" w:val="clear"/>
-          </w:tcPr>
-          <w:p>
-            <w:r>
-              <w:rPr>
-                <w:rFonts w:ascii="Calibri" w:cs="Calibri" w:eastAsia="Calibri" w:hAnsi="Calibri"/>
-              </w:rPr>
-              <w:t xml:space="preserve"> </w:t>
-            </w:r>
-          </w:p>
-        </w:tc>
-        <w:tc>
-          <w:tcPr>
-            <w:tcW w:type="dxa" w:w="9160"/>
-            <w:shd w:fill="EAF2FB" w:color="auto" w:val="clear"/>
-            <w:tcMar>
-              <w:top w:type="dxa" w:w="120"/>
-              <w:left w:type="dxa" w:w="160"/>
-              <w:bottom w:type="dxa" w:w="120"/>
-              <w:right w:type="dxa" w:w="160"/>
-            </w:tcMar>
-          </w:tcPr>
-          <w:p>
-            <w:pPr>
-              <w:spacing w:after="40"/>
-            </w:pPr>
-            <w:r>
-              <w:rPr>
-                <w:rFonts w:ascii="Calibri" w:cs="Calibri" w:eastAsia="Calibri" w:hAnsi="Calibri"/>
-                <w:b/>
-                <w:bCs/>
-                <w:color w:val="1F3A5F"/>
-                <w:sz w:val="21"/>
-                <w:szCs w:val="21"/>
-              </w:rPr>
-              <w:t xml:space="preserve">Compteur de flash et sécurité</w:t>
-            </w:r>
-          </w:p>
-          <w:p>
-            <w:r>
-              <w:rPr>
-                <w:rFonts w:ascii="Calibri" w:cs="Calibri" w:eastAsia="Calibri" w:hAnsi="Calibri"/>
-                <w:color w:val="222222"/>
-                <w:sz w:val="21"/>
-                <w:szCs w:val="21"/>
-              </w:rPr>
-              <w:t xml:space="preserve">Certains fabricants enregistrent les flashages non officiels (compteur, indicateur de garantie). Un flash de firmware OFFICIEL est sans risque ; un firmware modifié peut affecter la garantie et certaines fonctions de sécurité. Informez le client.</w:t>
-            </w:r>
-          </w:p>
-        </w:tc>
-      </w:tr>
-    </w:tbl>
-    <w:p>
-      <w:pPr>
-        <w:spacing w:after="80"/>
-      </w:pPr>
-    </w:p>
-    <w:p>
-      <w:pPr>
-        <w:pStyle w:val="Heading2"/>
-        <w:spacing w:after="100" w:before="220"/>
-      </w:pPr>
-      <w:r>
-        <w:rPr>
-          <w:rFonts w:ascii="Calibri" w:cs="Calibri" w:eastAsia="Calibri" w:hAnsi="Calibri"/>
-          <w:b/>
-          <w:bCs/>
-          <w:color w:val="2E5E8C"/>
-          <w:sz w:val="26"/>
-          <w:szCs w:val="26"/>
-        </w:rPr>
-        <w:t xml:space="preserve">8. Fastboot (Pixel et nombreux Android)</w:t>
-      </w:r>
-    </w:p>
-    <w:p>
-      <w:pPr>
-        <w:pStyle w:val="ListParagraph"/>
-        <w:numPr>
-          <w:ilvl w:val="0"/>
-          <w:numId w:val="2"/>
-        </w:numPr>
-        <w:spacing w:after="60" w:line="264"/>
-      </w:pPr>
-      <w:r>
-        <w:rPr>
-          <w:rFonts w:ascii="Calibri" w:cs="Calibri" w:eastAsia="Calibri" w:hAnsi="Calibri"/>
-          <w:sz w:val="22"/>
-          <w:szCs w:val="22"/>
-        </w:rPr>
-        <w:t xml:space="preserve">Activer le débogage USB et, si nécessaire et autorisé par le constructeur, le déverrouillage OEM (voir Partie 6 pour les implications).</w:t>
-      </w:r>
-    </w:p>
-    <w:p>
-      <w:pPr>
-        <w:pStyle w:val="ListParagraph"/>
-        <w:numPr>
-          <w:ilvl w:val="0"/>
-          <w:numId w:val="2"/>
-        </w:numPr>
-        <w:spacing w:after="60" w:line="264"/>
-      </w:pPr>
-      <w:r>
-        <w:rPr>
-          <w:rFonts w:ascii="Calibri" w:cs="Calibri" w:eastAsia="Calibri" w:hAnsi="Calibri"/>
-          <w:sz w:val="22"/>
-          <w:szCs w:val="22"/>
-        </w:rPr>
-        <w:t xml:space="preserve">Redémarrer en mode bootloader/fastboot et connecter l'appareil ; vérifier la détection avec la commande de liste des périphériques.</w:t>
-      </w:r>
-    </w:p>
-    <w:p>
-      <w:pPr>
-        <w:pStyle w:val="ListParagraph"/>
-        <w:numPr>
-          <w:ilvl w:val="0"/>
-          <w:numId w:val="2"/>
-        </w:numPr>
-        <w:spacing w:after="60" w:line="264"/>
-      </w:pPr>
-      <w:r>
-        <w:rPr>
-          <w:rFonts w:ascii="Calibri" w:cs="Calibri" w:eastAsia="Calibri" w:hAnsi="Calibri"/>
-          <w:sz w:val="22"/>
-          <w:szCs w:val="22"/>
-        </w:rPr>
-        <w:t xml:space="preserve">Utiliser les images d'usine officielles du constructeur et le script de flash fourni, ou flasher les partitions une à une.</w:t>
-      </w:r>
-    </w:p>
-    <w:p>
-      <w:pPr>
-        <w:pStyle w:val="ListParagraph"/>
-        <w:numPr>
-          <w:ilvl w:val="0"/>
-          <w:numId w:val="2"/>
-        </w:numPr>
-        <w:spacing w:after="60" w:line="264"/>
-      </w:pPr>
-      <w:r>
-        <w:rPr>
-          <w:rFonts w:ascii="Calibri" w:cs="Calibri" w:eastAsia="Calibri" w:hAnsi="Calibri"/>
-          <w:sz w:val="22"/>
-          <w:szCs w:val="22"/>
-        </w:rPr>
-        <w:t xml:space="preserve">Ne pas interrompre le processus ; redémarrer et vérifier.</w:t>
-      </w:r>
-    </w:p>
-    <w:p>
-      <w:pPr>
-        <w:spacing w:after="80"/>
-      </w:pPr>
-    </w:p>
-    <w:p>
-      <w:pPr>
-        <w:pStyle w:val="Heading2"/>
-        <w:spacing w:after="100" w:before="220"/>
-      </w:pPr>
-      <w:r>
-        <w:rPr>
-          <w:rFonts w:ascii="Calibri" w:cs="Calibri" w:eastAsia="Calibri" w:hAnsi="Calibri"/>
-          <w:b/>
-          <w:bCs/>
-          <w:color w:val="2E5E8C"/>
-          <w:sz w:val="26"/>
-          <w:szCs w:val="26"/>
-        </w:rPr>
-        <w:t xml:space="preserve">9. MediaTek (SP Flash Tool) et Qualcomm (EDL)</w:t>
-      </w:r>
-    </w:p>
-    <w:p>
-      <w:pPr>
-        <w:pStyle w:val="ListParagraph"/>
-        <w:numPr>
-          <w:ilvl w:val="0"/>
-          <w:numId w:val="1"/>
-        </w:numPr>
-        <w:spacing w:after="60" w:line="264"/>
-      </w:pPr>
-      <w:r>
-        <w:rPr>
-          <w:rFonts w:ascii="Calibri" w:cs="Calibri" w:eastAsia="Calibri" w:hAnsi="Calibri"/>
-          <w:sz w:val="22"/>
-          <w:szCs w:val="22"/>
-        </w:rPr>
-        <w:t xml:space="preserve">MediaTek : on charge un fichier « scatter » (qui décrit les partitions) dans SP Flash Tool, on sélectionne les partitions à écrire, puis on connecte l'appareil éteint pour lancer le flash.</w:t>
-      </w:r>
-    </w:p>
-    <w:p>
-      <w:pPr>
-        <w:pStyle w:val="ListParagraph"/>
-        <w:numPr>
-          <w:ilvl w:val="0"/>
-          <w:numId w:val="1"/>
-        </w:numPr>
-        <w:spacing w:after="60" w:line="264"/>
-      </w:pPr>
-      <w:r>
-        <w:rPr>
-          <w:rFonts w:ascii="Calibri" w:cs="Calibri" w:eastAsia="Calibri" w:hAnsi="Calibri"/>
-          <w:sz w:val="22"/>
-          <w:szCs w:val="22"/>
-        </w:rPr>
-        <w:t xml:space="preserve">Qualcomm EDL (« 9008 ») : mode d'urgence de bas niveau, utilisé quand l'appareil ne démarre plus ; il nécessite les bons pilotes et un fichier de programmation (firehose). Réservé aux cas avancés.</w:t>
-      </w:r>
-    </w:p>
-    <w:p>
-      <w:pPr>
-        <w:pStyle w:val="ListParagraph"/>
-        <w:numPr>
-          <w:ilvl w:val="0"/>
-          <w:numId w:val="1"/>
-        </w:numPr>
-        <w:spacing w:after="60" w:line="264"/>
-      </w:pPr>
-      <w:r>
-        <w:rPr>
-          <w:rFonts w:ascii="Calibri" w:cs="Calibri" w:eastAsia="Calibri" w:hAnsi="Calibri"/>
-          <w:sz w:val="22"/>
-          <w:szCs w:val="22"/>
-        </w:rPr>
-        <w:t xml:space="preserve">Ces méthodes sont puissantes mais risquées : un mauvais scatter/firmware peut briquer l'appareil. À réserver quand on maîtrise, sur des firmwares officiels.</w:t>
-      </w:r>
-    </w:p>
-    <w:p>
-      <w:pPr>
-        <w:spacing w:after="80"/>
-      </w:pPr>
-    </w:p>
-    <w:tbl>
-      <w:tblPr>
-        <w:tblW w:type="pct" w:w="100%"/>
-        <w:tblBorders>
-          <w:top w:val="none" w:color="FFFFFF" w:sz="0"/>
-          <w:left w:val="none" w:color="FFFFFF" w:sz="0"/>
-          <w:bottom w:val="none" w:color="FFFFFF" w:sz="0"/>
-          <w:right w:val="none" w:color="FFFFFF" w:sz="0"/>
-          <w:insideH w:val="none" w:color="FFFFFF" w:sz="0"/>
-          <w:insideV w:val="none" w:color="FFFFFF" w:sz="0"/>
-        </w:tblBorders>
-      </w:tblPr>
-      <w:tblGrid>
-        <w:gridCol w:w="200"/>
-        <w:gridCol w:w="9160"/>
-      </w:tblGrid>
-      <w:tr>
-        <w:tc>
-          <w:tcPr>
-            <w:tcW w:type="dxa" w:w="200"/>
-            <w:shd w:fill="C0392B" w:color="auto" w:val="clear"/>
-          </w:tcPr>
-          <w:p>
-            <w:r>
-              <w:rPr>
-                <w:rFonts w:ascii="Calibri" w:cs="Calibri" w:eastAsia="Calibri" w:hAnsi="Calibri"/>
-              </w:rPr>
-              <w:t xml:space="preserve"> </w:t>
-            </w:r>
-          </w:p>
-        </w:tc>
-        <w:tc>
-          <w:tcPr>
-            <w:tcW w:type="dxa" w:w="9160"/>
-            <w:shd w:fill="FDECEA" w:color="auto" w:val="clear"/>
-            <w:tcMar>
-              <w:top w:type="dxa" w:w="120"/>
-              <w:left w:type="dxa" w:w="160"/>
-              <w:bottom w:type="dxa" w:w="120"/>
-              <w:right w:type="dxa" w:w="160"/>
-            </w:tcMar>
-          </w:tcPr>
-          <w:p>
-            <w:pPr>
-              <w:spacing w:after="40"/>
-            </w:pPr>
-            <w:r>
-              <w:rPr>
-                <w:rFonts w:ascii="Calibri" w:cs="Calibri" w:eastAsia="Calibri" w:hAnsi="Calibri"/>
-                <w:b/>
-                <w:bCs/>
-                <w:color w:val="C0392B"/>
-                <w:sz w:val="21"/>
-                <w:szCs w:val="21"/>
-              </w:rPr>
-              <w:t xml:space="preserve">Attention IMEI / baseband</w:t>
-            </w:r>
-          </w:p>
-          <w:p>
-            <w:r>
-              <w:rPr>
-                <w:rFonts w:ascii="Calibri" w:cs="Calibri" w:eastAsia="Calibri" w:hAnsi="Calibri"/>
-                <w:color w:val="222222"/>
-                <w:sz w:val="21"/>
-                <w:szCs w:val="21"/>
-              </w:rPr>
-              <w:t xml:space="preserve">Ne cherchez jamais à « régénérer » ou modifier un IMEI. Après un flash, si le réseau ne fonctionne plus, la solution légale est de reflasher le bon firmware/modem officiel — jamais d'écrire un IMEI. La modification d'IMEI est illégale.</w:t>
-            </w:r>
-          </w:p>
-        </w:tc>
-      </w:tr>
-    </w:tbl>
-    <w:p>
-      <w:pPr>
-        <w:spacing w:after="80"/>
-      </w:pPr>
-    </w:p>
-    <w:p>
-      <w:r>
-        <w:br w:type="page"/>
-      </w:r>
-    </w:p>
-    <w:p>
-      <w:r>
-        <w:br w:type="page"/>
-      </w:r>
-    </w:p>
-    <w:p>
-      <w:pPr>
-        <w:pStyle w:val="Heading1"/>
-        <w:spacing w:after="0" w:before="0"/>
-      </w:pPr>
-      <w:r>
-        <w:rPr>
-          <w:rFonts w:ascii="Calibri" w:cs="Calibri" w:eastAsia="Calibri" w:hAnsi="Calibri"/>
-          <w:color w:val="FFFFFF"/>
-          <w:sz w:val="2"/>
-          <w:szCs w:val="2"/>
-        </w:rPr>
-        <w:t xml:space="preserve">Partie 4 — Flashage / restauration iPhone &amp; iPad</w:t>
-      </w:r>
-    </w:p>
-    <w:tbl>
-      <w:tblPr>
-        <w:tblW w:type="pct" w:w="100%"/>
-        <w:tblBorders>
-          <w:top w:val="none" w:color="FFFFFF" w:sz="0"/>
-          <w:left w:val="none" w:color="FFFFFF" w:sz="0"/>
-          <w:bottom w:val="none" w:color="FFFFFF" w:sz="0"/>
-          <w:right w:val="none" w:color="FFFFFF" w:sz="0"/>
-          <w:insideH w:val="none" w:color="FFFFFF" w:sz="0"/>
-          <w:insideV w:val="none" w:color="FFFFFF" w:sz="0"/>
-        </w:tblBorders>
-      </w:tblPr>
-      <w:tblGrid>
-        <w:gridCol w:w="9360"/>
-      </w:tblGrid>
-      <w:tr>
-        <w:tc>
-          <w:tcPr>
-            <w:tcW w:type="dxa" w:w="9360"/>
-            <w:shd w:fill="1F3A5F" w:color="auto" w:val="clear"/>
-            <w:tcMar>
-              <w:top w:type="dxa" w:w="300"/>
-              <w:left w:type="dxa" w:w="320"/>
-              <w:bottom w:type="dxa" w:w="320"/>
-              <w:right w:type="dxa" w:w="320"/>
-            </w:tcMar>
-          </w:tcPr>
-          <w:p>
-            <w:pPr>
-              <w:spacing w:after="40"/>
-            </w:pPr>
-            <w:r>
-              <w:rPr>
-                <w:rFonts w:ascii="Calibri" w:cs="Calibri" w:eastAsia="Calibri" w:hAnsi="Calibri"/>
-                <w:b/>
-                <w:bCs/>
-                <w:color w:val="9FC4E6"/>
-                <w:spacing w:val="60"/>
-                <w:sz w:val="20"/>
-                <w:szCs w:val="20"/>
-              </w:rPr>
-              <w:t xml:space="preserve">PARTIE 4</w:t>
-            </w:r>
-          </w:p>
-          <w:p>
-            <w:r>
-              <w:rPr>
-                <w:rFonts w:ascii="Calibri" w:cs="Calibri" w:eastAsia="Calibri" w:hAnsi="Calibri"/>
-                <w:b/>
-                <w:bCs/>
-                <w:color w:val="FFFFFF"/>
-                <w:sz w:val="40"/>
-                <w:szCs w:val="40"/>
-              </w:rPr>
-              <w:t xml:space="preserve">Flashage / restauration iPhone &amp; iPad</w:t>
-            </w:r>
-          </w:p>
-        </w:tc>
-      </w:tr>
-    </w:tbl>
-    <w:p>
-      <w:pPr>
-        <w:spacing w:after="80"/>
-      </w:pPr>
-    </w:p>
-    <w:p>
-      <w:pPr>
-        <w:spacing w:after="120" w:line="276"/>
-        <w:jc w:val="both"/>
-      </w:pPr>
-      <w:r>
-        <w:rPr>
-          <w:rFonts w:ascii="Calibri" w:cs="Calibri" w:eastAsia="Calibri" w:hAnsi="Calibri"/>
-          <w:sz w:val="22"/>
-          <w:szCs w:val="22"/>
-        </w:rPr>
-        <w:t xml:space="preserve">Chez Apple, tout passe par une restauration officielle avec un fichier IPSW, via Finder (macOS récent) ou iTunes (Windows/macOS ancien). Deux modes existent : Recovery et DFU.</w:t>
-      </w:r>
-    </w:p>
-    <w:p>
-      <w:pPr>
-        <w:pStyle w:val="Heading2"/>
-        <w:spacing w:after="100" w:before="220"/>
-      </w:pPr>
-      <w:r>
-        <w:rPr>
-          <w:rFonts w:ascii="Calibri" w:cs="Calibri" w:eastAsia="Calibri" w:hAnsi="Calibri"/>
-          <w:b/>
-          <w:bCs/>
-          <w:color w:val="2E5E8C"/>
-          <w:sz w:val="26"/>
-          <w:szCs w:val="26"/>
-        </w:rPr>
-        <w:t xml:space="preserve">10. Modes Recovery et DFU</w:t>
-      </w:r>
-    </w:p>
-    <w:p>
-      <w:pPr>
-        <w:pStyle w:val="ListParagraph"/>
-        <w:numPr>
-          <w:ilvl w:val="0"/>
-          <w:numId w:val="1"/>
-        </w:numPr>
-        <w:spacing w:after="60" w:line="264"/>
-      </w:pPr>
-      <w:r>
-        <w:rPr>
-          <w:rFonts w:ascii="Calibri" w:cs="Calibri" w:eastAsia="Calibri" w:hAnsi="Calibri"/>
-          <w:sz w:val="22"/>
-          <w:szCs w:val="22"/>
-        </w:rPr>
-        <w:t xml:space="preserve">Mode Recovery (récupération) : l'écran affiche une invite de connexion à l'ordinateur. Suffisant pour la plupart des restaurations.</w:t>
-      </w:r>
-    </w:p>
-    <w:p>
-      <w:pPr>
-        <w:pStyle w:val="ListParagraph"/>
-        <w:numPr>
-          <w:ilvl w:val="0"/>
-          <w:numId w:val="1"/>
-        </w:numPr>
-        <w:spacing w:after="60" w:line="264"/>
-      </w:pPr>
-      <w:r>
-        <w:rPr>
-          <w:rFonts w:ascii="Calibri" w:cs="Calibri" w:eastAsia="Calibri" w:hAnsi="Calibri"/>
-          <w:sz w:val="22"/>
-          <w:szCs w:val="22"/>
-        </w:rPr>
-        <w:t xml:space="preserve">Mode DFU (Device Firmware Update) : plus bas niveau, écran totalement noir ; utile quand la Recovery ne suffit pas. On l'active par une séquence précise de boutons propre à chaque modèle.</w:t>
-      </w:r>
-    </w:p>
-    <w:p>
-      <w:pPr>
-        <w:pStyle w:val="ListParagraph"/>
-        <w:numPr>
-          <w:ilvl w:val="0"/>
-          <w:numId w:val="1"/>
-        </w:numPr>
-        <w:spacing w:after="60" w:line="264"/>
-      </w:pPr>
-      <w:r>
-        <w:rPr>
-          <w:rFonts w:ascii="Calibri" w:cs="Calibri" w:eastAsia="Calibri" w:hAnsi="Calibri"/>
-          <w:sz w:val="22"/>
-          <w:szCs w:val="22"/>
-        </w:rPr>
-        <w:t xml:space="preserve">Dans les deux cas, on branche l'appareil, on ouvre Finder/iTunes, et on choisit « Restaurer » (avec un IPSW compatible).</w:t>
-      </w:r>
-    </w:p>
-    <w:p>
-      <w:pPr>
-        <w:spacing w:after="80"/>
-      </w:pPr>
-    </w:p>
-    <w:p>
-      <w:pPr>
-        <w:pStyle w:val="Heading2"/>
-        <w:spacing w:after="100" w:before="220"/>
-      </w:pPr>
-      <w:r>
-        <w:rPr>
-          <w:rFonts w:ascii="Calibri" w:cs="Calibri" w:eastAsia="Calibri" w:hAnsi="Calibri"/>
-          <w:b/>
-          <w:bCs/>
-          <w:color w:val="2E5E8C"/>
-          <w:sz w:val="26"/>
-          <w:szCs w:val="26"/>
-        </w:rPr>
-        <w:t xml:space="preserve">11. Restaurer proprement</w:t>
-      </w:r>
-    </w:p>
-    <w:p>
-      <w:pPr>
-        <w:pStyle w:val="ListParagraph"/>
-        <w:numPr>
-          <w:ilvl w:val="0"/>
-          <w:numId w:val="2"/>
-        </w:numPr>
-        <w:spacing w:after="60" w:line="264"/>
-      </w:pPr>
-      <w:r>
-        <w:rPr>
-          <w:rFonts w:ascii="Calibri" w:cs="Calibri" w:eastAsia="Calibri" w:hAnsi="Calibri"/>
-          <w:sz w:val="22"/>
-          <w:szCs w:val="22"/>
-        </w:rPr>
-        <w:t xml:space="preserve">Sauvegarder si l'appareil est encore accessible.</w:t>
-      </w:r>
-    </w:p>
-    <w:p>
-      <w:pPr>
-        <w:pStyle w:val="ListParagraph"/>
-        <w:numPr>
-          <w:ilvl w:val="0"/>
-          <w:numId w:val="2"/>
-        </w:numPr>
-        <w:spacing w:after="60" w:line="264"/>
-      </w:pPr>
-      <w:r>
-        <w:rPr>
-          <w:rFonts w:ascii="Calibri" w:cs="Calibri" w:eastAsia="Calibri" w:hAnsi="Calibri"/>
-          <w:sz w:val="22"/>
-          <w:szCs w:val="22"/>
-        </w:rPr>
-        <w:t xml:space="preserve">Brancher l'appareil et le mettre en mode Recovery (ou DFU si nécessaire).</w:t>
-      </w:r>
-    </w:p>
-    <w:p>
-      <w:pPr>
-        <w:pStyle w:val="ListParagraph"/>
-        <w:numPr>
-          <w:ilvl w:val="0"/>
-          <w:numId w:val="2"/>
-        </w:numPr>
-        <w:spacing w:after="60" w:line="264"/>
-      </w:pPr>
-      <w:r>
-        <w:rPr>
-          <w:rFonts w:ascii="Calibri" w:cs="Calibri" w:eastAsia="Calibri" w:hAnsi="Calibri"/>
-          <w:sz w:val="22"/>
-          <w:szCs w:val="22"/>
-        </w:rPr>
-        <w:t xml:space="preserve">Dans Finder/iTunes, choisir « Restaurer l'iPhone » ; l'outil télécharge/installe la version compatible signée par Apple.</w:t>
-      </w:r>
-    </w:p>
-    <w:p>
-      <w:pPr>
-        <w:pStyle w:val="ListParagraph"/>
-        <w:numPr>
-          <w:ilvl w:val="0"/>
-          <w:numId w:val="2"/>
-        </w:numPr>
-        <w:spacing w:after="60" w:line="264"/>
-      </w:pPr>
-      <w:r>
-        <w:rPr>
-          <w:rFonts w:ascii="Calibri" w:cs="Calibri" w:eastAsia="Calibri" w:hAnsi="Calibri"/>
-          <w:sz w:val="22"/>
-          <w:szCs w:val="22"/>
-        </w:rPr>
-        <w:t xml:space="preserve">Laisser l'opération se terminer sans débrancher ; l'appareil redémarre « comme neuf ».</w:t>
-      </w:r>
-    </w:p>
-    <w:p>
-      <w:pPr>
-        <w:spacing w:after="80"/>
-      </w:pPr>
-    </w:p>
-    <w:tbl>
-      <w:tblPr>
-        <w:tblW w:type="pct" w:w="100%"/>
-        <w:tblBorders>
-          <w:top w:val="none" w:color="FFFFFF" w:sz="0"/>
-          <w:left w:val="none" w:color="FFFFFF" w:sz="0"/>
-          <w:bottom w:val="none" w:color="FFFFFF" w:sz="0"/>
-          <w:right w:val="none" w:color="FFFFFF" w:sz="0"/>
-          <w:insideH w:val="none" w:color="FFFFFF" w:sz="0"/>
-          <w:insideV w:val="none" w:color="FFFFFF" w:sz="0"/>
-        </w:tblBorders>
-      </w:tblPr>
-      <w:tblGrid>
-        <w:gridCol w:w="200"/>
-        <w:gridCol w:w="9160"/>
-      </w:tblGrid>
-      <w:tr>
-        <w:tc>
-          <w:tcPr>
-            <w:tcW w:type="dxa" w:w="200"/>
-            <w:shd w:fill="C0392B" w:color="auto" w:val="clear"/>
-          </w:tcPr>
-          <w:p>
-            <w:r>
-              <w:rPr>
-                <w:rFonts w:ascii="Calibri" w:cs="Calibri" w:eastAsia="Calibri" w:hAnsi="Calibri"/>
-              </w:rPr>
-              <w:t xml:space="preserve"> </w:t>
-            </w:r>
-          </w:p>
-        </w:tc>
-        <w:tc>
-          <w:tcPr>
-            <w:tcW w:type="dxa" w:w="9160"/>
-            <w:shd w:fill="FDECEA" w:color="auto" w:val="clear"/>
-            <w:tcMar>
-              <w:top w:type="dxa" w:w="120"/>
-              <w:left w:type="dxa" w:w="160"/>
-              <w:bottom w:type="dxa" w:w="120"/>
-              <w:right w:type="dxa" w:w="160"/>
-            </w:tcMar>
-          </w:tcPr>
-          <w:p>
-            <w:pPr>
-              <w:spacing w:after="40"/>
-            </w:pPr>
-            <w:r>
-              <w:rPr>
-                <w:rFonts w:ascii="Calibri" w:cs="Calibri" w:eastAsia="Calibri" w:hAnsi="Calibri"/>
-                <w:b/>
-                <w:bCs/>
-                <w:color w:val="C0392B"/>
-                <w:sz w:val="21"/>
-                <w:szCs w:val="21"/>
-              </w:rPr>
-              <w:t xml:space="preserve">Verrouillage d'activation (iCloud)</w:t>
-            </w:r>
-          </w:p>
-          <w:p>
-            <w:r>
-              <w:rPr>
-                <w:rFonts w:ascii="Calibri" w:cs="Calibri" w:eastAsia="Calibri" w:hAnsi="Calibri"/>
-                <w:color w:val="222222"/>
-                <w:sz w:val="21"/>
-                <w:szCs w:val="21"/>
-              </w:rPr>
-              <w:t xml:space="preserve">Après restauration, l'iPhone redemandera l'identifiant Apple d'origine si le « Localiser » (verrouillage d'activation) était actif. C'est une protection antivol : elle ne se contourne PAS. Le propriétaire légitime doit se connecter avec son compte, ou faire retirer le verrou par Apple sur preuve d'achat. Un iPhone verrouillé sans preuve de propriété ne doit pas être accepté.</w:t>
-            </w:r>
-          </w:p>
-        </w:tc>
-      </w:tr>
-    </w:tbl>
-    <w:p>
-      <w:pPr>
-        <w:spacing w:after="80"/>
-      </w:pPr>
-    </w:p>
-    <w:p>
-      <w:r>
-        <w:br w:type="page"/>
-      </w:r>
-    </w:p>
-    <w:p>
-      <w:r>
-        <w:br w:type="page"/>
-      </w:r>
-    </w:p>
-    <w:p>
-      <w:pPr>
-        <w:pStyle w:val="Heading1"/>
-        <w:spacing w:after="0" w:before="0"/>
-      </w:pPr>
-      <w:r>
-        <w:rPr>
-          <w:rFonts w:ascii="Calibri" w:cs="Calibri" w:eastAsia="Calibri" w:hAnsi="Calibri"/>
-          <w:color w:val="FFFFFF"/>
-          <w:sz w:val="2"/>
-          <w:szCs w:val="2"/>
-        </w:rPr>
-        <w:t xml:space="preserve">Partie 5 — Déblocage réseau (désimlockage) légal</w:t>
-      </w:r>
-    </w:p>
-    <w:tbl>
-      <w:tblPr>
-        <w:tblW w:type="pct" w:w="100%"/>
-        <w:tblBorders>
-          <w:top w:val="none" w:color="FFFFFF" w:sz="0"/>
-          <w:left w:val="none" w:color="FFFFFF" w:sz="0"/>
-          <w:bottom w:val="none" w:color="FFFFFF" w:sz="0"/>
-          <w:right w:val="none" w:color="FFFFFF" w:sz="0"/>
-          <w:insideH w:val="none" w:color="FFFFFF" w:sz="0"/>
-          <w:insideV w:val="none" w:color="FFFFFF" w:sz="0"/>
-        </w:tblBorders>
-      </w:tblPr>
-      <w:tblGrid>
-        <w:gridCol w:w="9360"/>
-      </w:tblGrid>
-      <w:tr>
-        <w:tc>
-          <w:tcPr>
-            <w:tcW w:type="dxa" w:w="9360"/>
-            <w:shd w:fill="1F3A5F" w:color="auto" w:val="clear"/>
-            <w:tcMar>
-              <w:top w:type="dxa" w:w="300"/>
-              <w:left w:type="dxa" w:w="320"/>
-              <w:bottom w:type="dxa" w:w="320"/>
-              <w:right w:type="dxa" w:w="320"/>
-            </w:tcMar>
-          </w:tcPr>
-          <w:p>
-            <w:pPr>
-              <w:spacing w:after="40"/>
-            </w:pPr>
-            <w:r>
-              <w:rPr>
-                <w:rFonts w:ascii="Calibri" w:cs="Calibri" w:eastAsia="Calibri" w:hAnsi="Calibri"/>
-                <w:b/>
-                <w:bCs/>
-                <w:color w:val="9FC4E6"/>
-                <w:spacing w:val="60"/>
-                <w:sz w:val="20"/>
-                <w:szCs w:val="20"/>
-              </w:rPr>
-              <w:t xml:space="preserve">PARTIE 5</w:t>
-            </w:r>
-          </w:p>
-          <w:p>
-            <w:r>
-              <w:rPr>
-                <w:rFonts w:ascii="Calibri" w:cs="Calibri" w:eastAsia="Calibri" w:hAnsi="Calibri"/>
-                <w:b/>
-                <w:bCs/>
-                <w:color w:val="FFFFFF"/>
-                <w:sz w:val="40"/>
-                <w:szCs w:val="40"/>
-              </w:rPr>
-              <w:t xml:space="preserve">Déblocage réseau (désimlockage) légal</w:t>
-            </w:r>
-          </w:p>
-        </w:tc>
-      </w:tr>
-    </w:tbl>
-    <w:p>
-      <w:pPr>
-        <w:spacing w:after="80"/>
-      </w:pPr>
-    </w:p>
-    <w:p>
-      <w:pPr>
-        <w:spacing w:after="120" w:line="276"/>
-        <w:jc w:val="both"/>
-      </w:pPr>
-      <w:r>
-        <w:rPr>
-          <w:rFonts w:ascii="Calibri" w:cs="Calibri" w:eastAsia="Calibri" w:hAnsi="Calibri"/>
-          <w:sz w:val="22"/>
-          <w:szCs w:val="22"/>
-        </w:rPr>
-        <w:t xml:space="preserve">Le déblocage réseau permet à un téléphone « bloqué » sur un opérateur d'accepter les cartes SIM d'autres opérateurs. C'est un service parfaitement légal — à condition de le faire par les voies autorisées et sur un appareil dont la propriété est établie.</w:t>
-      </w:r>
-    </w:p>
     <w:p>
       <w:pPr>
         <w:spacing w:after="40" w:before="120"/>
@@ -2981,7 +2202,7 @@
       <w:r>
         <w:drawing>
           <wp:inline distT="0" distB="0" distL="0" distR="0">
-            <wp:extent cx="4476750" cy="1885950"/>
+            <wp:extent cx="4476750" cy="4276725"/>
             <wp:effectExtent t="0" r="0" b="0" l="0"/>
             <wp:docPr id="1" name="" descr="" title=""/>
             <wp:cNvGraphicFramePr>
@@ -3006,7 +2227,7 @@
                   <pic:spPr bwMode="auto">
                     <a:xfrm>
                       <a:off x="0" y="0"/>
-                      <a:ext cx="4476750" cy="1885950"/>
+                      <a:ext cx="4476750" cy="4276725"/>
                     </a:xfrm>
                     <a:prstGeom prst="rect">
                       <a:avLst/>
@@ -3033,196 +2254,8 @@
           <w:sz w:val="17"/>
           <w:szCs w:val="17"/>
         </w:rPr>
-        <w:t xml:space="preserve">Déblocage réseau : les méthodes autorisées et celles à refuser absolument.</w:t>
-      </w:r>
-    </w:p>
-    <w:p>
-      <w:pPr>
-        <w:pStyle w:val="Heading2"/>
-        <w:spacing w:after="100" w:before="220"/>
-      </w:pPr>
-      <w:r>
-        <w:rPr>
-          <w:rFonts w:ascii="Calibri" w:cs="Calibri" w:eastAsia="Calibri" w:hAnsi="Calibri"/>
-          <w:b/>
-          <w:bCs/>
-          <w:color w:val="2E5E8C"/>
-          <w:sz w:val="26"/>
-          <w:szCs w:val="26"/>
-        </w:rPr>
-        <w:t xml:space="preserve">12. Les méthodes légales</w:t>
-      </w:r>
-    </w:p>
-    <w:p>
-      <w:pPr>
-        <w:pStyle w:val="ListParagraph"/>
-        <w:numPr>
-          <w:ilvl w:val="0"/>
-          <w:numId w:val="1"/>
-        </w:numPr>
-        <w:spacing w:after="60" w:line="264"/>
-      </w:pPr>
-      <w:r>
-        <w:rPr>
-          <w:rFonts w:ascii="Calibri" w:cs="Calibri" w:eastAsia="Calibri" w:hAnsi="Calibri"/>
-          <w:sz w:val="22"/>
-          <w:szCs w:val="22"/>
-        </w:rPr>
-        <w:t xml:space="preserve">Code de déblocage de l'opérateur : le propriétaire peut, sous conditions (téléphone payé, délai écoulé), demander gratuitement le déverrouillage à son opérateur. C'est la voie reine.</w:t>
-      </w:r>
-    </w:p>
-    <w:p>
-      <w:pPr>
-        <w:pStyle w:val="ListParagraph"/>
-        <w:numPr>
-          <w:ilvl w:val="0"/>
-          <w:numId w:val="1"/>
-        </w:numPr>
-        <w:spacing w:after="60" w:line="264"/>
-      </w:pPr>
-      <w:r>
-        <w:rPr>
-          <w:rFonts w:ascii="Calibri" w:cs="Calibri" w:eastAsia="Calibri" w:hAnsi="Calibri"/>
-          <w:sz w:val="22"/>
-          <w:szCs w:val="22"/>
-        </w:rPr>
-        <w:t xml:space="preserve">Service de désimlockage par IMEI : des services officiels débloquent « à distance » en enregistrant l'IMEI comme déverrouillé dans les bases constructeur/opérateur. Choisissez des prestataires sérieux et légaux.</w:t>
-      </w:r>
-    </w:p>
-    <w:p>
-      <w:pPr>
-        <w:pStyle w:val="ListParagraph"/>
-        <w:numPr>
-          <w:ilvl w:val="0"/>
-          <w:numId w:val="1"/>
-        </w:numPr>
-        <w:spacing w:after="60" w:line="264"/>
-      </w:pPr>
-      <w:r>
-        <w:rPr>
-          <w:rFonts w:ascii="Calibri" w:cs="Calibri" w:eastAsia="Calibri" w:hAnsi="Calibri"/>
-          <w:sz w:val="22"/>
-          <w:szCs w:val="22"/>
-        </w:rPr>
-        <w:t xml:space="preserve">Passage à l'eSIM / opérateur compatible selon les cas.</w:t>
-      </w:r>
-    </w:p>
-    <w:p>
-      <w:pPr>
-        <w:pStyle w:val="ListParagraph"/>
-        <w:numPr>
-          <w:ilvl w:val="0"/>
-          <w:numId w:val="1"/>
-        </w:numPr>
-        <w:spacing w:after="60" w:line="264"/>
-      </w:pPr>
-      <w:r>
-        <w:rPr>
-          <w:rFonts w:ascii="Calibri" w:cs="Calibri" w:eastAsia="Calibri" w:hAnsi="Calibri"/>
-          <w:sz w:val="22"/>
-          <w:szCs w:val="22"/>
-        </w:rPr>
-        <w:t xml:space="preserve">Dans tous les cas : l'appareil ne doit pas être signalé perdu/volé, et la propriété doit être prouvée.</w:t>
-      </w:r>
-    </w:p>
-    <w:p>
-      <w:pPr>
-        <w:spacing w:after="80"/>
-      </w:pPr>
-    </w:p>
-    <w:p>
-      <w:pPr>
-        <w:pStyle w:val="Heading2"/>
-        <w:spacing w:after="100" w:before="220"/>
-      </w:pPr>
-      <w:r>
-        <w:rPr>
-          <w:rFonts w:ascii="Calibri" w:cs="Calibri" w:eastAsia="Calibri" w:hAnsi="Calibri"/>
-          <w:b/>
-          <w:bCs/>
-          <w:color w:val="2E5E8C"/>
-          <w:sz w:val="26"/>
-          <w:szCs w:val="26"/>
-        </w:rPr>
-        <w:t xml:space="preserve">13. Ce qu'il ne faut jamais faire</w:t>
-      </w:r>
-    </w:p>
-    <w:p>
-      <w:pPr>
-        <w:pStyle w:val="ListParagraph"/>
-        <w:numPr>
-          <w:ilvl w:val="0"/>
-          <w:numId w:val="1"/>
-        </w:numPr>
-        <w:spacing w:after="60" w:line="264"/>
-      </w:pPr>
-      <w:r>
-        <w:rPr>
-          <w:rFonts w:ascii="Calibri" w:cs="Calibri" w:eastAsia="Calibri" w:hAnsi="Calibri"/>
-          <w:sz w:val="22"/>
-          <w:szCs w:val="22"/>
-        </w:rPr>
-        <w:t xml:space="preserve">Débloquer un appareil signalé volé ou perdu (listes noires IMEI) : illégal et traçable.</w:t>
-      </w:r>
-    </w:p>
-    <w:p>
-      <w:pPr>
-        <w:pStyle w:val="ListParagraph"/>
-        <w:numPr>
-          <w:ilvl w:val="0"/>
-          <w:numId w:val="1"/>
-        </w:numPr>
-        <w:spacing w:after="60" w:line="264"/>
-      </w:pPr>
-      <w:r>
-        <w:rPr>
-          <w:rFonts w:ascii="Calibri" w:cs="Calibri" w:eastAsia="Calibri" w:hAnsi="Calibri"/>
-          <w:sz w:val="22"/>
-          <w:szCs w:val="22"/>
-        </w:rPr>
-        <w:t xml:space="preserve">Contourner un verrou de compte (iCloud/FRP) sous couvert de « déblocage » : ce n'est pas du désimlockage, c'est du contournement d'antivol.</w:t>
-      </w:r>
-    </w:p>
-    <w:p>
-      <w:pPr>
-        <w:pStyle w:val="ListParagraph"/>
-        <w:numPr>
-          <w:ilvl w:val="0"/>
-          <w:numId w:val="1"/>
-        </w:numPr>
-        <w:spacing w:after="60" w:line="264"/>
-      </w:pPr>
-      <w:r>
-        <w:rPr>
-          <w:rFonts w:ascii="Calibri" w:cs="Calibri" w:eastAsia="Calibri" w:hAnsi="Calibri"/>
-          <w:sz w:val="22"/>
-          <w:szCs w:val="22"/>
-        </w:rPr>
-        <w:t xml:space="preserve">Modifier l'IMEI pour « sortir » un appareil d'une liste noire : illégal.</w:t>
-      </w:r>
-    </w:p>
-    <w:p>
-      <w:pPr>
-        <w:pStyle w:val="ListParagraph"/>
-        <w:numPr>
-          <w:ilvl w:val="0"/>
-          <w:numId w:val="1"/>
-        </w:numPr>
-        <w:spacing w:after="60" w:line="264"/>
-      </w:pPr>
-      <w:r>
-        <w:rPr>
-          <w:rFonts w:ascii="Calibri" w:cs="Calibri" w:eastAsia="Calibri" w:hAnsi="Calibri"/>
-          <w:sz w:val="22"/>
-          <w:szCs w:val="22"/>
-        </w:rPr>
-        <w:t xml:space="preserve">Accepter un appareil dont le client ne peut prouver la propriété.</w:t>
-      </w:r>
-    </w:p>
-    <w:p>
-      <w:pPr>
-        <w:spacing w:after="80"/>
-      </w:pPr>
+        <w:t xml:space="preserve">Les étapes du flashage d'un Samsung via le mode Download et Odin.</w:t>
+      </w:r>
     </w:p>
     <w:tbl>
       <w:tblPr>
@@ -3279,7 +2312,7 @@
                 <w:sz w:val="21"/>
                 <w:szCs w:val="21"/>
               </w:rPr>
-              <w:t xml:space="preserve">La bonne question à poser</w:t>
+              <w:t xml:space="preserve">Compteur de flash et sécurité</w:t>
             </w:r>
           </w:p>
           <w:p>
@@ -3290,7 +2323,7 @@
                 <w:sz w:val="21"/>
                 <w:szCs w:val="21"/>
               </w:rPr>
-              <w:t xml:space="preserve">« Avez-vous une preuve d'achat / la facture ? » Cette simple question filtre l'essentiel des demandes problématiques et protège votre commerce. En cas de doute, refusez poliment.</w:t>
+              <w:t xml:space="preserve">Certains fabricants enregistrent les flashages non officiels (compteur, indicateur de garantie). Un flash de firmware OFFICIEL est sans risque ; un firmware modifié peut affecter la garantie et certaines fonctions de sécurité. Informez le client.</w:t>
             </w:r>
           </w:p>
         </w:tc>
@@ -3300,110 +2333,6 @@
       <w:pPr>
         <w:spacing w:after="80"/>
       </w:pPr>
-    </w:p>
-    <w:p>
-      <w:r>
-        <w:br w:type="page"/>
-      </w:r>
-    </w:p>
-    <w:p>
-      <w:r>
-        <w:br w:type="page"/>
-      </w:r>
-    </w:p>
-    <w:p>
-      <w:pPr>
-        <w:pStyle w:val="Heading1"/>
-        <w:spacing w:after="0" w:before="0"/>
-      </w:pPr>
-      <w:r>
-        <w:rPr>
-          <w:rFonts w:ascii="Calibri" w:cs="Calibri" w:eastAsia="Calibri" w:hAnsi="Calibri"/>
-          <w:color w:val="FFFFFF"/>
-          <w:sz w:val="2"/>
-          <w:szCs w:val="2"/>
-        </w:rPr>
-        <w:t xml:space="preserve">Partie 6 — Bootloader, root et ROM personnalisées (Android)</w:t>
-      </w:r>
-    </w:p>
-    <w:tbl>
-      <w:tblPr>
-        <w:tblW w:type="pct" w:w="100%"/>
-        <w:tblBorders>
-          <w:top w:val="none" w:color="FFFFFF" w:sz="0"/>
-          <w:left w:val="none" w:color="FFFFFF" w:sz="0"/>
-          <w:bottom w:val="none" w:color="FFFFFF" w:sz="0"/>
-          <w:right w:val="none" w:color="FFFFFF" w:sz="0"/>
-          <w:insideH w:val="none" w:color="FFFFFF" w:sz="0"/>
-          <w:insideV w:val="none" w:color="FFFFFF" w:sz="0"/>
-        </w:tblBorders>
-      </w:tblPr>
-      <w:tblGrid>
-        <w:gridCol w:w="9360"/>
-      </w:tblGrid>
-      <w:tr>
-        <w:tc>
-          <w:tcPr>
-            <w:tcW w:type="dxa" w:w="9360"/>
-            <w:shd w:fill="1F3A5F" w:color="auto" w:val="clear"/>
-            <w:tcMar>
-              <w:top w:type="dxa" w:w="300"/>
-              <w:left w:type="dxa" w:w="320"/>
-              <w:bottom w:type="dxa" w:w="320"/>
-              <w:right w:type="dxa" w:w="320"/>
-            </w:tcMar>
-          </w:tcPr>
-          <w:p>
-            <w:pPr>
-              <w:spacing w:after="40"/>
-            </w:pPr>
-            <w:r>
-              <w:rPr>
-                <w:rFonts w:ascii="Calibri" w:cs="Calibri" w:eastAsia="Calibri" w:hAnsi="Calibri"/>
-                <w:b/>
-                <w:bCs/>
-                <w:color w:val="9FC4E6"/>
-                <w:spacing w:val="60"/>
-                <w:sz w:val="20"/>
-                <w:szCs w:val="20"/>
-              </w:rPr>
-              <w:t xml:space="preserve">PARTIE 6</w:t>
-            </w:r>
-          </w:p>
-          <w:p>
-            <w:r>
-              <w:rPr>
-                <w:rFonts w:ascii="Calibri" w:cs="Calibri" w:eastAsia="Calibri" w:hAnsi="Calibri"/>
-                <w:b/>
-                <w:bCs/>
-                <w:color w:val="FFFFFF"/>
-                <w:sz w:val="40"/>
-                <w:szCs w:val="40"/>
-              </w:rPr>
-              <w:t xml:space="preserve">Bootloader, root et ROM personnalisées (Android)</w:t>
-            </w:r>
-          </w:p>
-        </w:tc>
-      </w:tr>
-    </w:tbl>
-    <w:p>
-      <w:pPr>
-        <w:spacing w:after="80"/>
-      </w:pPr>
-    </w:p>
-    <w:p>
-      <w:pPr>
-        <w:spacing w:after="120" w:line="276"/>
-        <w:jc w:val="both"/>
-      </w:pPr>
-      <w:r>
-        <w:rPr>
-          <w:rFonts w:ascii="Calibri" w:cs="Calibri" w:eastAsia="Calibri" w:hAnsi="Calibri"/>
-          <w:sz w:val="22"/>
-          <w:szCs w:val="22"/>
-        </w:rPr>
-        <w:t xml:space="preserve">Déverrouiller le bootloader, « rooter » ou installer une ROM personnalisée sont des opérations que le propriétaire peut légitimement demander sur SON appareil. Elles comportent toutefois des contreparties qu'il faut expliquer clairement.</w:t>
-      </w:r>
     </w:p>
     <w:p>
       <w:pPr>
@@ -3419,266 +2348,85 @@
           <w:sz w:val="26"/>
           <w:szCs w:val="26"/>
         </w:rPr>
-        <w:t xml:space="preserve">14. Ce que ça implique</w:t>
-      </w:r>
-    </w:p>
-    <w:p>
-      <w:pPr>
-        <w:pStyle w:val="ListParagraph"/>
-        <w:numPr>
-          <w:ilvl w:val="0"/>
-          <w:numId w:val="1"/>
-        </w:numPr>
-        <w:spacing w:after="60" w:line="264"/>
-      </w:pPr>
-      <w:r>
-        <w:rPr>
-          <w:rFonts w:ascii="Calibri" w:cs="Calibri" w:eastAsia="Calibri" w:hAnsi="Calibri"/>
-          <w:sz w:val="22"/>
-          <w:szCs w:val="22"/>
-        </w:rPr>
-        <w:t xml:space="preserve">Déverrouillage du bootloader : souvent EFFACE toutes les données (sécurité) et peut annuler la garantie.</w:t>
-      </w:r>
-    </w:p>
-    <w:p>
-      <w:pPr>
-        <w:pStyle w:val="ListParagraph"/>
-        <w:numPr>
-          <w:ilvl w:val="0"/>
-          <w:numId w:val="1"/>
-        </w:numPr>
-        <w:spacing w:after="60" w:line="264"/>
-      </w:pPr>
-      <w:r>
-        <w:rPr>
-          <w:rFonts w:ascii="Calibri" w:cs="Calibri" w:eastAsia="Calibri" w:hAnsi="Calibri"/>
-          <w:sz w:val="22"/>
-          <w:szCs w:val="22"/>
-        </w:rPr>
-        <w:t xml:space="preserve">Root / ROM personnalisée : peut casser certaines fonctions (paiement sans contact, applications bancaires, mises à jour officielles) et réduire la sécurité si mal fait.</w:t>
-      </w:r>
-    </w:p>
-    <w:p>
-      <w:pPr>
-        <w:pStyle w:val="ListParagraph"/>
-        <w:numPr>
-          <w:ilvl w:val="0"/>
-          <w:numId w:val="1"/>
-        </w:numPr>
-        <w:spacing w:after="60" w:line="264"/>
-      </w:pPr>
-      <w:r>
-        <w:rPr>
-          <w:rFonts w:ascii="Calibri" w:cs="Calibri" w:eastAsia="Calibri" w:hAnsi="Calibri"/>
-          <w:sz w:val="22"/>
-          <w:szCs w:val="22"/>
-        </w:rPr>
-        <w:t xml:space="preserve">Réversibilité : reverrouiller/revenir au stock est parfois possible, parfois non selon le modèle.</w:t>
-      </w:r>
-    </w:p>
-    <w:p>
-      <w:pPr>
-        <w:pStyle w:val="ListParagraph"/>
-        <w:numPr>
-          <w:ilvl w:val="0"/>
-          <w:numId w:val="1"/>
-        </w:numPr>
-        <w:spacing w:after="60" w:line="264"/>
-      </w:pPr>
-      <w:r>
-        <w:rPr>
-          <w:rFonts w:ascii="Calibri" w:cs="Calibri" w:eastAsia="Calibri" w:hAnsi="Calibri"/>
-          <w:sz w:val="22"/>
-          <w:szCs w:val="22"/>
-        </w:rPr>
-        <w:t xml:space="preserve">Sur beaucoup d'appareils récents, le déverrouillage OEM est bridé par le constructeur.</w:t>
+        <w:t xml:space="preserve">8. Fastboot (Pixel et nombreux Android)</w:t>
+      </w:r>
+    </w:p>
+    <w:p>
+      <w:pPr>
+        <w:pStyle w:val="ListParagraph"/>
+        <w:numPr>
+          <w:ilvl w:val="0"/>
+          <w:numId w:val="2"/>
+        </w:numPr>
+        <w:spacing w:after="60" w:line="264"/>
+      </w:pPr>
+      <w:r>
+        <w:rPr>
+          <w:rFonts w:ascii="Calibri" w:cs="Calibri" w:eastAsia="Calibri" w:hAnsi="Calibri"/>
+          <w:sz w:val="22"/>
+          <w:szCs w:val="22"/>
+        </w:rPr>
+        <w:t xml:space="preserve">Activer le débogage USB et, si nécessaire et autorisé par le constructeur, le déverrouillage OEM (voir Partie 6 pour les implications).</w:t>
+      </w:r>
+    </w:p>
+    <w:p>
+      <w:pPr>
+        <w:pStyle w:val="ListParagraph"/>
+        <w:numPr>
+          <w:ilvl w:val="0"/>
+          <w:numId w:val="2"/>
+        </w:numPr>
+        <w:spacing w:after="60" w:line="264"/>
+      </w:pPr>
+      <w:r>
+        <w:rPr>
+          <w:rFonts w:ascii="Calibri" w:cs="Calibri" w:eastAsia="Calibri" w:hAnsi="Calibri"/>
+          <w:sz w:val="22"/>
+          <w:szCs w:val="22"/>
+        </w:rPr>
+        <w:t xml:space="preserve">Redémarrer en mode bootloader/fastboot et connecter l'appareil ; vérifier la détection avec la commande de liste des périphériques.</w:t>
+      </w:r>
+    </w:p>
+    <w:p>
+      <w:pPr>
+        <w:pStyle w:val="ListParagraph"/>
+        <w:numPr>
+          <w:ilvl w:val="0"/>
+          <w:numId w:val="2"/>
+        </w:numPr>
+        <w:spacing w:after="60" w:line="264"/>
+      </w:pPr>
+      <w:r>
+        <w:rPr>
+          <w:rFonts w:ascii="Calibri" w:cs="Calibri" w:eastAsia="Calibri" w:hAnsi="Calibri"/>
+          <w:sz w:val="22"/>
+          <w:szCs w:val="22"/>
+        </w:rPr>
+        <w:t xml:space="preserve">Utiliser les images d'usine officielles du constructeur et le script de flash fourni, ou flasher les partitions une à une.</w:t>
+      </w:r>
+    </w:p>
+    <w:p>
+      <w:pPr>
+        <w:pStyle w:val="ListParagraph"/>
+        <w:numPr>
+          <w:ilvl w:val="0"/>
+          <w:numId w:val="2"/>
+        </w:numPr>
+        <w:spacing w:after="60" w:line="264"/>
+      </w:pPr>
+      <w:r>
+        <w:rPr>
+          <w:rFonts w:ascii="Calibri" w:cs="Calibri" w:eastAsia="Calibri" w:hAnsi="Calibri"/>
+          <w:sz w:val="22"/>
+          <w:szCs w:val="22"/>
+        </w:rPr>
+        <w:t xml:space="preserve">Ne pas interrompre le processus ; redémarrer et vérifier.</w:t>
       </w:r>
     </w:p>
     <w:p>
       <w:pPr>
         <w:spacing w:after="80"/>
       </w:pPr>
-    </w:p>
-    <w:tbl>
-      <w:tblPr>
-        <w:tblW w:type="pct" w:w="100%"/>
-        <w:tblBorders>
-          <w:top w:val="none" w:color="FFFFFF" w:sz="0"/>
-          <w:left w:val="none" w:color="FFFFFF" w:sz="0"/>
-          <w:bottom w:val="none" w:color="FFFFFF" w:sz="0"/>
-          <w:right w:val="none" w:color="FFFFFF" w:sz="0"/>
-          <w:insideH w:val="none" w:color="FFFFFF" w:sz="0"/>
-          <w:insideV w:val="none" w:color="FFFFFF" w:sz="0"/>
-        </w:tblBorders>
-      </w:tblPr>
-      <w:tblGrid>
-        <w:gridCol w:w="200"/>
-        <w:gridCol w:w="9160"/>
-      </w:tblGrid>
-      <w:tr>
-        <w:tc>
-          <w:tcPr>
-            <w:tcW w:type="dxa" w:w="200"/>
-            <w:shd w:fill="27AE60" w:color="auto" w:val="clear"/>
-          </w:tcPr>
-          <w:p>
-            <w:r>
-              <w:rPr>
-                <w:rFonts w:ascii="Calibri" w:cs="Calibri" w:eastAsia="Calibri" w:hAnsi="Calibri"/>
-              </w:rPr>
-              <w:t xml:space="preserve"> </w:t>
-            </w:r>
-          </w:p>
-        </w:tc>
-        <w:tc>
-          <w:tcPr>
-            <w:tcW w:type="dxa" w:w="9160"/>
-            <w:shd w:fill="EAF7EE" w:color="auto" w:val="clear"/>
-            <w:tcMar>
-              <w:top w:type="dxa" w:w="120"/>
-              <w:left w:type="dxa" w:w="160"/>
-              <w:bottom w:type="dxa" w:w="120"/>
-              <w:right w:type="dxa" w:w="160"/>
-            </w:tcMar>
-          </w:tcPr>
-          <w:p>
-            <w:pPr>
-              <w:spacing w:after="40"/>
-            </w:pPr>
-            <w:r>
-              <w:rPr>
-                <w:rFonts w:ascii="Calibri" w:cs="Calibri" w:eastAsia="Calibri" w:hAnsi="Calibri"/>
-                <w:b/>
-                <w:bCs/>
-                <w:color w:val="1E7E42"/>
-                <w:sz w:val="21"/>
-                <w:szCs w:val="21"/>
-              </w:rPr>
-              <w:t xml:space="preserve">Devoir de conseil</w:t>
-            </w:r>
-          </w:p>
-          <w:p>
-            <w:r>
-              <w:rPr>
-                <w:rFonts w:ascii="Calibri" w:cs="Calibri" w:eastAsia="Calibri" w:hAnsi="Calibri"/>
-                <w:color w:val="222222"/>
-                <w:sz w:val="21"/>
-                <w:szCs w:val="21"/>
-              </w:rPr>
-              <w:t xml:space="preserve">Avant toute manipulation « avancée », expliquez au client les risques (garantie, sécurité, fonctions bancaires) et faites-lui confirmer par écrit. C'est un service légitime, mais le client doit décider en connaissance de cause.</w:t>
-            </w:r>
-          </w:p>
-        </w:tc>
-      </w:tr>
-    </w:tbl>
-    <w:p>
-      <w:pPr>
-        <w:spacing w:after="80"/>
-      </w:pPr>
-    </w:p>
-    <w:p>
-      <w:r>
-        <w:br w:type="page"/>
-      </w:r>
-    </w:p>
-    <w:p>
-      <w:r>
-        <w:br w:type="page"/>
-      </w:r>
-    </w:p>
-    <w:p>
-      <w:pPr>
-        <w:pStyle w:val="Heading1"/>
-        <w:spacing w:after="0" w:before="0"/>
-      </w:pPr>
-      <w:r>
-        <w:rPr>
-          <w:rFonts w:ascii="Calibri" w:cs="Calibri" w:eastAsia="Calibri" w:hAnsi="Calibri"/>
-          <w:color w:val="FFFFFF"/>
-          <w:sz w:val="2"/>
-          <w:szCs w:val="2"/>
-        </w:rPr>
-        <w:t xml:space="preserve">Partie 7 — Dépannage : bootloop, brick, échecs de flash</w:t>
-      </w:r>
-    </w:p>
-    <w:tbl>
-      <w:tblPr>
-        <w:tblW w:type="pct" w:w="100%"/>
-        <w:tblBorders>
-          <w:top w:val="none" w:color="FFFFFF" w:sz="0"/>
-          <w:left w:val="none" w:color="FFFFFF" w:sz="0"/>
-          <w:bottom w:val="none" w:color="FFFFFF" w:sz="0"/>
-          <w:right w:val="none" w:color="FFFFFF" w:sz="0"/>
-          <w:insideH w:val="none" w:color="FFFFFF" w:sz="0"/>
-          <w:insideV w:val="none" w:color="FFFFFF" w:sz="0"/>
-        </w:tblBorders>
-      </w:tblPr>
-      <w:tblGrid>
-        <w:gridCol w:w="9360"/>
-      </w:tblGrid>
-      <w:tr>
-        <w:tc>
-          <w:tcPr>
-            <w:tcW w:type="dxa" w:w="9360"/>
-            <w:shd w:fill="1F3A5F" w:color="auto" w:val="clear"/>
-            <w:tcMar>
-              <w:top w:type="dxa" w:w="300"/>
-              <w:left w:type="dxa" w:w="320"/>
-              <w:bottom w:type="dxa" w:w="320"/>
-              <w:right w:type="dxa" w:w="320"/>
-            </w:tcMar>
-          </w:tcPr>
-          <w:p>
-            <w:pPr>
-              <w:spacing w:after="40"/>
-            </w:pPr>
-            <w:r>
-              <w:rPr>
-                <w:rFonts w:ascii="Calibri" w:cs="Calibri" w:eastAsia="Calibri" w:hAnsi="Calibri"/>
-                <w:b/>
-                <w:bCs/>
-                <w:color w:val="9FC4E6"/>
-                <w:spacing w:val="60"/>
-                <w:sz w:val="20"/>
-                <w:szCs w:val="20"/>
-              </w:rPr>
-              <w:t xml:space="preserve">PARTIE 7</w:t>
-            </w:r>
-          </w:p>
-          <w:p>
-            <w:r>
-              <w:rPr>
-                <w:rFonts w:ascii="Calibri" w:cs="Calibri" w:eastAsia="Calibri" w:hAnsi="Calibri"/>
-                <w:b/>
-                <w:bCs/>
-                <w:color w:val="FFFFFF"/>
-                <w:sz w:val="40"/>
-                <w:szCs w:val="40"/>
-              </w:rPr>
-              <w:t xml:space="preserve">Dépannage : bootloop, brick, échecs de flash</w:t>
-            </w:r>
-          </w:p>
-        </w:tc>
-      </w:tr>
-    </w:tbl>
-    <w:p>
-      <w:pPr>
-        <w:spacing w:after="80"/>
-      </w:pPr>
-    </w:p>
-    <w:p>
-      <w:pPr>
-        <w:spacing w:after="120" w:line="276"/>
-        <w:jc w:val="both"/>
-      </w:pPr>
-      <w:r>
-        <w:rPr>
-          <w:rFonts w:ascii="Calibri" w:cs="Calibri" w:eastAsia="Calibri" w:hAnsi="Calibri"/>
-          <w:sz w:val="22"/>
-          <w:szCs w:val="22"/>
-        </w:rPr>
-        <w:t xml:space="preserve">Un appareil « bloqué au logo », qui redémarre en boucle (bootloop) ou totalement éteint (brick) est très souvent récupérable par voie logicielle. Méthode :</w:t>
-      </w:r>
     </w:p>
     <w:p>
       <w:pPr>
@@ -3688,7 +2436,7 @@
       <w:r>
         <w:drawing>
           <wp:inline distT="0" distB="0" distL="0" distR="0">
-            <wp:extent cx="4476750" cy="2143125"/>
+            <wp:extent cx="4476750" cy="3009900"/>
             <wp:effectExtent t="0" r="0" b="0" l="0"/>
             <wp:docPr id="1" name="" descr="" title=""/>
             <wp:cNvGraphicFramePr>
@@ -3713,6 +2461,1510 @@
                   <pic:spPr bwMode="auto">
                     <a:xfrm>
                       <a:off x="0" y="0"/>
+                      <a:ext cx="4476750" cy="3009900"/>
+                    </a:xfrm>
+                    <a:prstGeom prst="rect">
+                      <a:avLst/>
+                    </a:prstGeom>
+                  </pic:spPr>
+                </pic:pic>
+              </a:graphicData>
+            </a:graphic>
+          </wp:inline>
+        </w:drawing>
+      </w:r>
+    </w:p>
+    <w:p>
+      <w:pPr>
+        <w:spacing w:after="160"/>
+        <w:jc w:val="center"/>
+      </w:pPr>
+      <w:r>
+        <w:rPr>
+          <w:rFonts w:ascii="Calibri" w:cs="Calibri" w:eastAsia="Calibri" w:hAnsi="Calibri"/>
+          <w:i/>
+          <w:iCs/>
+          <w:color w:val="555555"/>
+          <w:sz w:val="17"/>
+          <w:szCs w:val="17"/>
+        </w:rPr>
+        <w:t xml:space="preserve">Les étapes d'un flashage en mode Fastboot (images d'usine officielles).</w:t>
+      </w:r>
+    </w:p>
+    <w:p>
+      <w:pPr>
+        <w:pStyle w:val="Heading2"/>
+        <w:spacing w:after="100" w:before="220"/>
+      </w:pPr>
+      <w:r>
+        <w:rPr>
+          <w:rFonts w:ascii="Calibri" w:cs="Calibri" w:eastAsia="Calibri" w:hAnsi="Calibri"/>
+          <w:b/>
+          <w:bCs/>
+          <w:color w:val="2E5E8C"/>
+          <w:sz w:val="26"/>
+          <w:szCs w:val="26"/>
+        </w:rPr>
+        <w:t xml:space="preserve">9. MediaTek (SP Flash Tool) et Qualcomm (EDL)</w:t>
+      </w:r>
+    </w:p>
+    <w:p>
+      <w:pPr>
+        <w:pStyle w:val="ListParagraph"/>
+        <w:numPr>
+          <w:ilvl w:val="0"/>
+          <w:numId w:val="1"/>
+        </w:numPr>
+        <w:spacing w:after="60" w:line="264"/>
+      </w:pPr>
+      <w:r>
+        <w:rPr>
+          <w:rFonts w:ascii="Calibri" w:cs="Calibri" w:eastAsia="Calibri" w:hAnsi="Calibri"/>
+          <w:sz w:val="22"/>
+          <w:szCs w:val="22"/>
+        </w:rPr>
+        <w:t xml:space="preserve">MediaTek : on charge un fichier « scatter » (qui décrit les partitions) dans SP Flash Tool, on sélectionne les partitions à écrire, puis on connecte l'appareil éteint pour lancer le flash.</w:t>
+      </w:r>
+    </w:p>
+    <w:p>
+      <w:pPr>
+        <w:pStyle w:val="ListParagraph"/>
+        <w:numPr>
+          <w:ilvl w:val="0"/>
+          <w:numId w:val="1"/>
+        </w:numPr>
+        <w:spacing w:after="60" w:line="264"/>
+      </w:pPr>
+      <w:r>
+        <w:rPr>
+          <w:rFonts w:ascii="Calibri" w:cs="Calibri" w:eastAsia="Calibri" w:hAnsi="Calibri"/>
+          <w:sz w:val="22"/>
+          <w:szCs w:val="22"/>
+        </w:rPr>
+        <w:t xml:space="preserve">Qualcomm EDL (« 9008 ») : mode d'urgence de bas niveau, utilisé quand l'appareil ne démarre plus ; il nécessite les bons pilotes et un fichier de programmation (firehose). Réservé aux cas avancés.</w:t>
+      </w:r>
+    </w:p>
+    <w:p>
+      <w:pPr>
+        <w:pStyle w:val="ListParagraph"/>
+        <w:numPr>
+          <w:ilvl w:val="0"/>
+          <w:numId w:val="1"/>
+        </w:numPr>
+        <w:spacing w:after="60" w:line="264"/>
+      </w:pPr>
+      <w:r>
+        <w:rPr>
+          <w:rFonts w:ascii="Calibri" w:cs="Calibri" w:eastAsia="Calibri" w:hAnsi="Calibri"/>
+          <w:sz w:val="22"/>
+          <w:szCs w:val="22"/>
+        </w:rPr>
+        <w:t xml:space="preserve">Ces méthodes sont puissantes mais risquées : un mauvais scatter/firmware peut briquer l'appareil. À réserver quand on maîtrise, sur des firmwares officiels.</w:t>
+      </w:r>
+    </w:p>
+    <w:p>
+      <w:pPr>
+        <w:spacing w:after="80"/>
+      </w:pPr>
+    </w:p>
+    <w:tbl>
+      <w:tblPr>
+        <w:tblW w:type="pct" w:w="100%"/>
+        <w:tblBorders>
+          <w:top w:val="none" w:color="FFFFFF" w:sz="0"/>
+          <w:left w:val="none" w:color="FFFFFF" w:sz="0"/>
+          <w:bottom w:val="none" w:color="FFFFFF" w:sz="0"/>
+          <w:right w:val="none" w:color="FFFFFF" w:sz="0"/>
+          <w:insideH w:val="none" w:color="FFFFFF" w:sz="0"/>
+          <w:insideV w:val="none" w:color="FFFFFF" w:sz="0"/>
+        </w:tblBorders>
+      </w:tblPr>
+      <w:tblGrid>
+        <w:gridCol w:w="200"/>
+        <w:gridCol w:w="9160"/>
+      </w:tblGrid>
+      <w:tr>
+        <w:tc>
+          <w:tcPr>
+            <w:tcW w:type="dxa" w:w="200"/>
+            <w:shd w:fill="C0392B" w:color="auto" w:val="clear"/>
+          </w:tcPr>
+          <w:p>
+            <w:r>
+              <w:rPr>
+                <w:rFonts w:ascii="Calibri" w:cs="Calibri" w:eastAsia="Calibri" w:hAnsi="Calibri"/>
+              </w:rPr>
+              <w:t xml:space="preserve"> </w:t>
+            </w:r>
+          </w:p>
+        </w:tc>
+        <w:tc>
+          <w:tcPr>
+            <w:tcW w:type="dxa" w:w="9160"/>
+            <w:shd w:fill="FDECEA" w:color="auto" w:val="clear"/>
+            <w:tcMar>
+              <w:top w:type="dxa" w:w="120"/>
+              <w:left w:type="dxa" w:w="160"/>
+              <w:bottom w:type="dxa" w:w="120"/>
+              <w:right w:type="dxa" w:w="160"/>
+            </w:tcMar>
+          </w:tcPr>
+          <w:p>
+            <w:pPr>
+              <w:spacing w:after="40"/>
+            </w:pPr>
+            <w:r>
+              <w:rPr>
+                <w:rFonts w:ascii="Calibri" w:cs="Calibri" w:eastAsia="Calibri" w:hAnsi="Calibri"/>
+                <w:b/>
+                <w:bCs/>
+                <w:color w:val="C0392B"/>
+                <w:sz w:val="21"/>
+                <w:szCs w:val="21"/>
+              </w:rPr>
+              <w:t xml:space="preserve">Attention IMEI / baseband</w:t>
+            </w:r>
+          </w:p>
+          <w:p>
+            <w:r>
+              <w:rPr>
+                <w:rFonts w:ascii="Calibri" w:cs="Calibri" w:eastAsia="Calibri" w:hAnsi="Calibri"/>
+                <w:color w:val="222222"/>
+                <w:sz w:val="21"/>
+                <w:szCs w:val="21"/>
+              </w:rPr>
+              <w:t xml:space="preserve">Ne cherchez jamais à « régénérer » ou modifier un IMEI. Après un flash, si le réseau ne fonctionne plus, la solution légale est de reflasher le bon firmware/modem officiel — jamais d'écrire un IMEI. La modification d'IMEI est illégale.</w:t>
+            </w:r>
+          </w:p>
+        </w:tc>
+      </w:tr>
+    </w:tbl>
+    <w:p>
+      <w:pPr>
+        <w:spacing w:after="80"/>
+      </w:pPr>
+    </w:p>
+    <w:p>
+      <w:r>
+        <w:br w:type="page"/>
+      </w:r>
+    </w:p>
+    <w:p>
+      <w:r>
+        <w:br w:type="page"/>
+      </w:r>
+    </w:p>
+    <w:p>
+      <w:pPr>
+        <w:pStyle w:val="Heading1"/>
+        <w:spacing w:after="0" w:before="0"/>
+      </w:pPr>
+      <w:r>
+        <w:rPr>
+          <w:rFonts w:ascii="Calibri" w:cs="Calibri" w:eastAsia="Calibri" w:hAnsi="Calibri"/>
+          <w:color w:val="FFFFFF"/>
+          <w:sz w:val="2"/>
+          <w:szCs w:val="2"/>
+        </w:rPr>
+        <w:t xml:space="preserve">Partie 4 — Flashage / restauration iPhone &amp; iPad</w:t>
+      </w:r>
+    </w:p>
+    <w:tbl>
+      <w:tblPr>
+        <w:tblW w:type="pct" w:w="100%"/>
+        <w:tblBorders>
+          <w:top w:val="none" w:color="FFFFFF" w:sz="0"/>
+          <w:left w:val="none" w:color="FFFFFF" w:sz="0"/>
+          <w:bottom w:val="none" w:color="FFFFFF" w:sz="0"/>
+          <w:right w:val="none" w:color="FFFFFF" w:sz="0"/>
+          <w:insideH w:val="none" w:color="FFFFFF" w:sz="0"/>
+          <w:insideV w:val="none" w:color="FFFFFF" w:sz="0"/>
+        </w:tblBorders>
+      </w:tblPr>
+      <w:tblGrid>
+        <w:gridCol w:w="9360"/>
+      </w:tblGrid>
+      <w:tr>
+        <w:tc>
+          <w:tcPr>
+            <w:tcW w:type="dxa" w:w="9360"/>
+            <w:shd w:fill="1F3A5F" w:color="auto" w:val="clear"/>
+            <w:tcMar>
+              <w:top w:type="dxa" w:w="300"/>
+              <w:left w:type="dxa" w:w="320"/>
+              <w:bottom w:type="dxa" w:w="320"/>
+              <w:right w:type="dxa" w:w="320"/>
+            </w:tcMar>
+          </w:tcPr>
+          <w:p>
+            <w:pPr>
+              <w:spacing w:after="40"/>
+            </w:pPr>
+            <w:r>
+              <w:rPr>
+                <w:rFonts w:ascii="Calibri" w:cs="Calibri" w:eastAsia="Calibri" w:hAnsi="Calibri"/>
+                <w:b/>
+                <w:bCs/>
+                <w:color w:val="9FC4E6"/>
+                <w:spacing w:val="60"/>
+                <w:sz w:val="20"/>
+                <w:szCs w:val="20"/>
+              </w:rPr>
+              <w:t xml:space="preserve">PARTIE 4</w:t>
+            </w:r>
+          </w:p>
+          <w:p>
+            <w:r>
+              <w:rPr>
+                <w:rFonts w:ascii="Calibri" w:cs="Calibri" w:eastAsia="Calibri" w:hAnsi="Calibri"/>
+                <w:b/>
+                <w:bCs/>
+                <w:color w:val="FFFFFF"/>
+                <w:sz w:val="40"/>
+                <w:szCs w:val="40"/>
+              </w:rPr>
+              <w:t xml:space="preserve">Flashage / restauration iPhone &amp; iPad</w:t>
+            </w:r>
+          </w:p>
+        </w:tc>
+      </w:tr>
+    </w:tbl>
+    <w:p>
+      <w:pPr>
+        <w:spacing w:after="80"/>
+      </w:pPr>
+    </w:p>
+    <w:p>
+      <w:pPr>
+        <w:spacing w:after="120" w:line="276"/>
+        <w:jc w:val="both"/>
+      </w:pPr>
+      <w:r>
+        <w:rPr>
+          <w:rFonts w:ascii="Calibri" w:cs="Calibri" w:eastAsia="Calibri" w:hAnsi="Calibri"/>
+          <w:sz w:val="22"/>
+          <w:szCs w:val="22"/>
+        </w:rPr>
+        <w:t xml:space="preserve">Chez Apple, tout passe par une restauration officielle avec un fichier IPSW, via Finder (macOS récent) ou iTunes (Windows/macOS ancien). Deux modes existent : Recovery et DFU.</w:t>
+      </w:r>
+    </w:p>
+    <w:p>
+      <w:pPr>
+        <w:pStyle w:val="Heading2"/>
+        <w:spacing w:after="100" w:before="220"/>
+      </w:pPr>
+      <w:r>
+        <w:rPr>
+          <w:rFonts w:ascii="Calibri" w:cs="Calibri" w:eastAsia="Calibri" w:hAnsi="Calibri"/>
+          <w:b/>
+          <w:bCs/>
+          <w:color w:val="2E5E8C"/>
+          <w:sz w:val="26"/>
+          <w:szCs w:val="26"/>
+        </w:rPr>
+        <w:t xml:space="preserve">10. Modes Recovery et DFU</w:t>
+      </w:r>
+    </w:p>
+    <w:p>
+      <w:pPr>
+        <w:pStyle w:val="ListParagraph"/>
+        <w:numPr>
+          <w:ilvl w:val="0"/>
+          <w:numId w:val="1"/>
+        </w:numPr>
+        <w:spacing w:after="60" w:line="264"/>
+      </w:pPr>
+      <w:r>
+        <w:rPr>
+          <w:rFonts w:ascii="Calibri" w:cs="Calibri" w:eastAsia="Calibri" w:hAnsi="Calibri"/>
+          <w:sz w:val="22"/>
+          <w:szCs w:val="22"/>
+        </w:rPr>
+        <w:t xml:space="preserve">Mode Recovery (récupération) : l'écran affiche une invite de connexion à l'ordinateur. Suffisant pour la plupart des restaurations.</w:t>
+      </w:r>
+    </w:p>
+    <w:p>
+      <w:pPr>
+        <w:pStyle w:val="ListParagraph"/>
+        <w:numPr>
+          <w:ilvl w:val="0"/>
+          <w:numId w:val="1"/>
+        </w:numPr>
+        <w:spacing w:after="60" w:line="264"/>
+      </w:pPr>
+      <w:r>
+        <w:rPr>
+          <w:rFonts w:ascii="Calibri" w:cs="Calibri" w:eastAsia="Calibri" w:hAnsi="Calibri"/>
+          <w:sz w:val="22"/>
+          <w:szCs w:val="22"/>
+        </w:rPr>
+        <w:t xml:space="preserve">Mode DFU (Device Firmware Update) : plus bas niveau, écran totalement noir ; utile quand la Recovery ne suffit pas. On l'active par une séquence précise de boutons propre à chaque modèle.</w:t>
+      </w:r>
+    </w:p>
+    <w:p>
+      <w:pPr>
+        <w:pStyle w:val="ListParagraph"/>
+        <w:numPr>
+          <w:ilvl w:val="0"/>
+          <w:numId w:val="1"/>
+        </w:numPr>
+        <w:spacing w:after="60" w:line="264"/>
+      </w:pPr>
+      <w:r>
+        <w:rPr>
+          <w:rFonts w:ascii="Calibri" w:cs="Calibri" w:eastAsia="Calibri" w:hAnsi="Calibri"/>
+          <w:sz w:val="22"/>
+          <w:szCs w:val="22"/>
+        </w:rPr>
+        <w:t xml:space="preserve">Dans les deux cas, on branche l'appareil, on ouvre Finder/iTunes, et on choisit « Restaurer » (avec un IPSW compatible).</w:t>
+      </w:r>
+    </w:p>
+    <w:p>
+      <w:pPr>
+        <w:spacing w:after="80"/>
+      </w:pPr>
+    </w:p>
+    <w:p>
+      <w:pPr>
+        <w:pStyle w:val="Heading2"/>
+        <w:spacing w:after="100" w:before="220"/>
+      </w:pPr>
+      <w:r>
+        <w:rPr>
+          <w:rFonts w:ascii="Calibri" w:cs="Calibri" w:eastAsia="Calibri" w:hAnsi="Calibri"/>
+          <w:b/>
+          <w:bCs/>
+          <w:color w:val="2E5E8C"/>
+          <w:sz w:val="26"/>
+          <w:szCs w:val="26"/>
+        </w:rPr>
+        <w:t xml:space="preserve">11. Restaurer proprement</w:t>
+      </w:r>
+    </w:p>
+    <w:p>
+      <w:pPr>
+        <w:pStyle w:val="ListParagraph"/>
+        <w:numPr>
+          <w:ilvl w:val="0"/>
+          <w:numId w:val="2"/>
+        </w:numPr>
+        <w:spacing w:after="60" w:line="264"/>
+      </w:pPr>
+      <w:r>
+        <w:rPr>
+          <w:rFonts w:ascii="Calibri" w:cs="Calibri" w:eastAsia="Calibri" w:hAnsi="Calibri"/>
+          <w:sz w:val="22"/>
+          <w:szCs w:val="22"/>
+        </w:rPr>
+        <w:t xml:space="preserve">Sauvegarder si l'appareil est encore accessible.</w:t>
+      </w:r>
+    </w:p>
+    <w:p>
+      <w:pPr>
+        <w:pStyle w:val="ListParagraph"/>
+        <w:numPr>
+          <w:ilvl w:val="0"/>
+          <w:numId w:val="2"/>
+        </w:numPr>
+        <w:spacing w:after="60" w:line="264"/>
+      </w:pPr>
+      <w:r>
+        <w:rPr>
+          <w:rFonts w:ascii="Calibri" w:cs="Calibri" w:eastAsia="Calibri" w:hAnsi="Calibri"/>
+          <w:sz w:val="22"/>
+          <w:szCs w:val="22"/>
+        </w:rPr>
+        <w:t xml:space="preserve">Brancher l'appareil et le mettre en mode Recovery (ou DFU si nécessaire).</w:t>
+      </w:r>
+    </w:p>
+    <w:p>
+      <w:pPr>
+        <w:pStyle w:val="ListParagraph"/>
+        <w:numPr>
+          <w:ilvl w:val="0"/>
+          <w:numId w:val="2"/>
+        </w:numPr>
+        <w:spacing w:after="60" w:line="264"/>
+      </w:pPr>
+      <w:r>
+        <w:rPr>
+          <w:rFonts w:ascii="Calibri" w:cs="Calibri" w:eastAsia="Calibri" w:hAnsi="Calibri"/>
+          <w:sz w:val="22"/>
+          <w:szCs w:val="22"/>
+        </w:rPr>
+        <w:t xml:space="preserve">Dans Finder/iTunes, choisir « Restaurer l'iPhone » ; l'outil télécharge/installe la version compatible signée par Apple.</w:t>
+      </w:r>
+    </w:p>
+    <w:p>
+      <w:pPr>
+        <w:pStyle w:val="ListParagraph"/>
+        <w:numPr>
+          <w:ilvl w:val="0"/>
+          <w:numId w:val="2"/>
+        </w:numPr>
+        <w:spacing w:after="60" w:line="264"/>
+      </w:pPr>
+      <w:r>
+        <w:rPr>
+          <w:rFonts w:ascii="Calibri" w:cs="Calibri" w:eastAsia="Calibri" w:hAnsi="Calibri"/>
+          <w:sz w:val="22"/>
+          <w:szCs w:val="22"/>
+        </w:rPr>
+        <w:t xml:space="preserve">Laisser l'opération se terminer sans débrancher ; l'appareil redémarre « comme neuf ».</w:t>
+      </w:r>
+    </w:p>
+    <w:p>
+      <w:pPr>
+        <w:spacing w:after="80"/>
+      </w:pPr>
+    </w:p>
+    <w:p>
+      <w:pPr>
+        <w:spacing w:after="40" w:before="120"/>
+        <w:jc w:val="center"/>
+      </w:pPr>
+      <w:r>
+        <w:drawing>
+          <wp:inline distT="0" distB="0" distL="0" distR="0">
+            <wp:extent cx="4476750" cy="3009900"/>
+            <wp:effectExtent t="0" r="0" b="0" l="0"/>
+            <wp:docPr id="1" name="" descr="" title=""/>
+            <wp:cNvGraphicFramePr>
+              <a:graphicFrameLocks xmlns:a="http://schemas.openxmlformats.org/drawingml/2006/main" noChangeAspect="1"/>
+            </wp:cNvGraphicFramePr>
+            <a:graphic xmlns:a="http://schemas.openxmlformats.org/drawingml/2006/main">
+              <a:graphicData uri="http://schemas.openxmlformats.org/drawingml/2006/picture">
+                <pic:pic xmlns:pic="http://schemas.openxmlformats.org/drawingml/2006/picture">
+                  <pic:nvPicPr>
+                    <pic:cNvPr id="0" name="" descr=""/>
+                    <pic:cNvPicPr>
+                      <a:picLocks noChangeAspect="1" noChangeArrowheads="1"/>
+                    </pic:cNvPicPr>
+                  </pic:nvPicPr>
+                  <pic:blipFill>
+                    <a:blip r:embed="rId14" cstate="none"/>
+                    <a:srcRect/>
+                    <a:stretch>
+                      <a:fillRect/>
+                    </a:stretch>
+                  </pic:blipFill>
+                  <pic:spPr bwMode="auto">
+                    <a:xfrm>
+                      <a:off x="0" y="0"/>
+                      <a:ext cx="4476750" cy="3009900"/>
+                    </a:xfrm>
+                    <a:prstGeom prst="rect">
+                      <a:avLst/>
+                    </a:prstGeom>
+                  </pic:spPr>
+                </pic:pic>
+              </a:graphicData>
+            </a:graphic>
+          </wp:inline>
+        </w:drawing>
+      </w:r>
+    </w:p>
+    <w:p>
+      <w:pPr>
+        <w:spacing w:after="160"/>
+        <w:jc w:val="center"/>
+      </w:pPr>
+      <w:r>
+        <w:rPr>
+          <w:rFonts w:ascii="Calibri" w:cs="Calibri" w:eastAsia="Calibri" w:hAnsi="Calibri"/>
+          <w:i/>
+          <w:iCs/>
+          <w:color w:val="555555"/>
+          <w:sz w:val="17"/>
+          <w:szCs w:val="17"/>
+        </w:rPr>
+        <w:t xml:space="preserve">Les étapes de la restauration d'un iPhone via Recovery / DFU.</w:t>
+      </w:r>
+    </w:p>
+    <w:tbl>
+      <w:tblPr>
+        <w:tblW w:type="pct" w:w="100%"/>
+        <w:tblBorders>
+          <w:top w:val="none" w:color="FFFFFF" w:sz="0"/>
+          <w:left w:val="none" w:color="FFFFFF" w:sz="0"/>
+          <w:bottom w:val="none" w:color="FFFFFF" w:sz="0"/>
+          <w:right w:val="none" w:color="FFFFFF" w:sz="0"/>
+          <w:insideH w:val="none" w:color="FFFFFF" w:sz="0"/>
+          <w:insideV w:val="none" w:color="FFFFFF" w:sz="0"/>
+        </w:tblBorders>
+      </w:tblPr>
+      <w:tblGrid>
+        <w:gridCol w:w="200"/>
+        <w:gridCol w:w="9160"/>
+      </w:tblGrid>
+      <w:tr>
+        <w:tc>
+          <w:tcPr>
+            <w:tcW w:type="dxa" w:w="200"/>
+            <w:shd w:fill="C0392B" w:color="auto" w:val="clear"/>
+          </w:tcPr>
+          <w:p>
+            <w:r>
+              <w:rPr>
+                <w:rFonts w:ascii="Calibri" w:cs="Calibri" w:eastAsia="Calibri" w:hAnsi="Calibri"/>
+              </w:rPr>
+              <w:t xml:space="preserve"> </w:t>
+            </w:r>
+          </w:p>
+        </w:tc>
+        <w:tc>
+          <w:tcPr>
+            <w:tcW w:type="dxa" w:w="9160"/>
+            <w:shd w:fill="FDECEA" w:color="auto" w:val="clear"/>
+            <w:tcMar>
+              <w:top w:type="dxa" w:w="120"/>
+              <w:left w:type="dxa" w:w="160"/>
+              <w:bottom w:type="dxa" w:w="120"/>
+              <w:right w:type="dxa" w:w="160"/>
+            </w:tcMar>
+          </w:tcPr>
+          <w:p>
+            <w:pPr>
+              <w:spacing w:after="40"/>
+            </w:pPr>
+            <w:r>
+              <w:rPr>
+                <w:rFonts w:ascii="Calibri" w:cs="Calibri" w:eastAsia="Calibri" w:hAnsi="Calibri"/>
+                <w:b/>
+                <w:bCs/>
+                <w:color w:val="C0392B"/>
+                <w:sz w:val="21"/>
+                <w:szCs w:val="21"/>
+              </w:rPr>
+              <w:t xml:space="preserve">Verrouillage d'activation (iCloud)</w:t>
+            </w:r>
+          </w:p>
+          <w:p>
+            <w:r>
+              <w:rPr>
+                <w:rFonts w:ascii="Calibri" w:cs="Calibri" w:eastAsia="Calibri" w:hAnsi="Calibri"/>
+                <w:color w:val="222222"/>
+                <w:sz w:val="21"/>
+                <w:szCs w:val="21"/>
+              </w:rPr>
+              <w:t xml:space="preserve">Après restauration, l'iPhone redemandera l'identifiant Apple d'origine si le « Localiser » (verrouillage d'activation) était actif. C'est une protection antivol : elle ne se contourne PAS. Le propriétaire légitime doit se connecter avec son compte, ou faire retirer le verrou par Apple sur preuve d'achat. Un iPhone verrouillé sans preuve de propriété ne doit pas être accepté.</w:t>
+            </w:r>
+          </w:p>
+        </w:tc>
+      </w:tr>
+    </w:tbl>
+    <w:p>
+      <w:pPr>
+        <w:spacing w:after="80"/>
+      </w:pPr>
+    </w:p>
+    <w:p>
+      <w:r>
+        <w:br w:type="page"/>
+      </w:r>
+    </w:p>
+    <w:p>
+      <w:r>
+        <w:br w:type="page"/>
+      </w:r>
+    </w:p>
+    <w:p>
+      <w:pPr>
+        <w:pStyle w:val="Heading1"/>
+        <w:spacing w:after="0" w:before="0"/>
+      </w:pPr>
+      <w:r>
+        <w:rPr>
+          <w:rFonts w:ascii="Calibri" w:cs="Calibri" w:eastAsia="Calibri" w:hAnsi="Calibri"/>
+          <w:color w:val="FFFFFF"/>
+          <w:sz w:val="2"/>
+          <w:szCs w:val="2"/>
+        </w:rPr>
+        <w:t xml:space="preserve">Partie 5 — Déblocage réseau (désimlockage) légal</w:t>
+      </w:r>
+    </w:p>
+    <w:tbl>
+      <w:tblPr>
+        <w:tblW w:type="pct" w:w="100%"/>
+        <w:tblBorders>
+          <w:top w:val="none" w:color="FFFFFF" w:sz="0"/>
+          <w:left w:val="none" w:color="FFFFFF" w:sz="0"/>
+          <w:bottom w:val="none" w:color="FFFFFF" w:sz="0"/>
+          <w:right w:val="none" w:color="FFFFFF" w:sz="0"/>
+          <w:insideH w:val="none" w:color="FFFFFF" w:sz="0"/>
+          <w:insideV w:val="none" w:color="FFFFFF" w:sz="0"/>
+        </w:tblBorders>
+      </w:tblPr>
+      <w:tblGrid>
+        <w:gridCol w:w="9360"/>
+      </w:tblGrid>
+      <w:tr>
+        <w:tc>
+          <w:tcPr>
+            <w:tcW w:type="dxa" w:w="9360"/>
+            <w:shd w:fill="1F3A5F" w:color="auto" w:val="clear"/>
+            <w:tcMar>
+              <w:top w:type="dxa" w:w="300"/>
+              <w:left w:type="dxa" w:w="320"/>
+              <w:bottom w:type="dxa" w:w="320"/>
+              <w:right w:type="dxa" w:w="320"/>
+            </w:tcMar>
+          </w:tcPr>
+          <w:p>
+            <w:pPr>
+              <w:spacing w:after="40"/>
+            </w:pPr>
+            <w:r>
+              <w:rPr>
+                <w:rFonts w:ascii="Calibri" w:cs="Calibri" w:eastAsia="Calibri" w:hAnsi="Calibri"/>
+                <w:b/>
+                <w:bCs/>
+                <w:color w:val="9FC4E6"/>
+                <w:spacing w:val="60"/>
+                <w:sz w:val="20"/>
+                <w:szCs w:val="20"/>
+              </w:rPr>
+              <w:t xml:space="preserve">PARTIE 5</w:t>
+            </w:r>
+          </w:p>
+          <w:p>
+            <w:r>
+              <w:rPr>
+                <w:rFonts w:ascii="Calibri" w:cs="Calibri" w:eastAsia="Calibri" w:hAnsi="Calibri"/>
+                <w:b/>
+                <w:bCs/>
+                <w:color w:val="FFFFFF"/>
+                <w:sz w:val="40"/>
+                <w:szCs w:val="40"/>
+              </w:rPr>
+              <w:t xml:space="preserve">Déblocage réseau (désimlockage) légal</w:t>
+            </w:r>
+          </w:p>
+        </w:tc>
+      </w:tr>
+    </w:tbl>
+    <w:p>
+      <w:pPr>
+        <w:spacing w:after="80"/>
+      </w:pPr>
+    </w:p>
+    <w:p>
+      <w:pPr>
+        <w:spacing w:after="120" w:line="276"/>
+        <w:jc w:val="both"/>
+      </w:pPr>
+      <w:r>
+        <w:rPr>
+          <w:rFonts w:ascii="Calibri" w:cs="Calibri" w:eastAsia="Calibri" w:hAnsi="Calibri"/>
+          <w:sz w:val="22"/>
+          <w:szCs w:val="22"/>
+        </w:rPr>
+        <w:t xml:space="preserve">Le déblocage réseau permet à un téléphone « bloqué » sur un opérateur d'accepter les cartes SIM d'autres opérateurs. C'est un service parfaitement légal — à condition de le faire par les voies autorisées et sur un appareil dont la propriété est établie.</w:t>
+      </w:r>
+    </w:p>
+    <w:p>
+      <w:pPr>
+        <w:spacing w:after="40" w:before="120"/>
+        <w:jc w:val="center"/>
+      </w:pPr>
+      <w:r>
+        <w:drawing>
+          <wp:inline distT="0" distB="0" distL="0" distR="0">
+            <wp:extent cx="4476750" cy="1885950"/>
+            <wp:effectExtent t="0" r="0" b="0" l="0"/>
+            <wp:docPr id="1" name="" descr="" title=""/>
+            <wp:cNvGraphicFramePr>
+              <a:graphicFrameLocks xmlns:a="http://schemas.openxmlformats.org/drawingml/2006/main" noChangeAspect="1"/>
+            </wp:cNvGraphicFramePr>
+            <a:graphic xmlns:a="http://schemas.openxmlformats.org/drawingml/2006/main">
+              <a:graphicData uri="http://schemas.openxmlformats.org/drawingml/2006/picture">
+                <pic:pic xmlns:pic="http://schemas.openxmlformats.org/drawingml/2006/picture">
+                  <pic:nvPicPr>
+                    <pic:cNvPr id="0" name="" descr=""/>
+                    <pic:cNvPicPr>
+                      <a:picLocks noChangeAspect="1" noChangeArrowheads="1"/>
+                    </pic:cNvPicPr>
+                  </pic:nvPicPr>
+                  <pic:blipFill>
+                    <a:blip r:embed="rId15" cstate="none"/>
+                    <a:srcRect/>
+                    <a:stretch>
+                      <a:fillRect/>
+                    </a:stretch>
+                  </pic:blipFill>
+                  <pic:spPr bwMode="auto">
+                    <a:xfrm>
+                      <a:off x="0" y="0"/>
+                      <a:ext cx="4476750" cy="1885950"/>
+                    </a:xfrm>
+                    <a:prstGeom prst="rect">
+                      <a:avLst/>
+                    </a:prstGeom>
+                  </pic:spPr>
+                </pic:pic>
+              </a:graphicData>
+            </a:graphic>
+          </wp:inline>
+        </w:drawing>
+      </w:r>
+    </w:p>
+    <w:p>
+      <w:pPr>
+        <w:spacing w:after="160"/>
+        <w:jc w:val="center"/>
+      </w:pPr>
+      <w:r>
+        <w:rPr>
+          <w:rFonts w:ascii="Calibri" w:cs="Calibri" w:eastAsia="Calibri" w:hAnsi="Calibri"/>
+          <w:i/>
+          <w:iCs/>
+          <w:color w:val="555555"/>
+          <w:sz w:val="17"/>
+          <w:szCs w:val="17"/>
+        </w:rPr>
+        <w:t xml:space="preserve">Déblocage réseau : les méthodes autorisées et celles à refuser absolument.</w:t>
+      </w:r>
+    </w:p>
+    <w:p>
+      <w:pPr>
+        <w:pStyle w:val="Heading2"/>
+        <w:spacing w:after="100" w:before="220"/>
+      </w:pPr>
+      <w:r>
+        <w:rPr>
+          <w:rFonts w:ascii="Calibri" w:cs="Calibri" w:eastAsia="Calibri" w:hAnsi="Calibri"/>
+          <w:b/>
+          <w:bCs/>
+          <w:color w:val="2E5E8C"/>
+          <w:sz w:val="26"/>
+          <w:szCs w:val="26"/>
+        </w:rPr>
+        <w:t xml:space="preserve">12. Les méthodes légales</w:t>
+      </w:r>
+    </w:p>
+    <w:p>
+      <w:pPr>
+        <w:pStyle w:val="ListParagraph"/>
+        <w:numPr>
+          <w:ilvl w:val="0"/>
+          <w:numId w:val="1"/>
+        </w:numPr>
+        <w:spacing w:after="60" w:line="264"/>
+      </w:pPr>
+      <w:r>
+        <w:rPr>
+          <w:rFonts w:ascii="Calibri" w:cs="Calibri" w:eastAsia="Calibri" w:hAnsi="Calibri"/>
+          <w:sz w:val="22"/>
+          <w:szCs w:val="22"/>
+        </w:rPr>
+        <w:t xml:space="preserve">Code de déblocage de l'opérateur : le propriétaire peut, sous conditions (téléphone payé, délai écoulé), demander gratuitement le déverrouillage à son opérateur. C'est la voie reine.</w:t>
+      </w:r>
+    </w:p>
+    <w:p>
+      <w:pPr>
+        <w:pStyle w:val="ListParagraph"/>
+        <w:numPr>
+          <w:ilvl w:val="0"/>
+          <w:numId w:val="1"/>
+        </w:numPr>
+        <w:spacing w:after="60" w:line="264"/>
+      </w:pPr>
+      <w:r>
+        <w:rPr>
+          <w:rFonts w:ascii="Calibri" w:cs="Calibri" w:eastAsia="Calibri" w:hAnsi="Calibri"/>
+          <w:sz w:val="22"/>
+          <w:szCs w:val="22"/>
+        </w:rPr>
+        <w:t xml:space="preserve">Service de désimlockage par IMEI : des services officiels débloquent « à distance » en enregistrant l'IMEI comme déverrouillé dans les bases constructeur/opérateur. Choisissez des prestataires sérieux et légaux.</w:t>
+      </w:r>
+    </w:p>
+    <w:p>
+      <w:pPr>
+        <w:pStyle w:val="ListParagraph"/>
+        <w:numPr>
+          <w:ilvl w:val="0"/>
+          <w:numId w:val="1"/>
+        </w:numPr>
+        <w:spacing w:after="60" w:line="264"/>
+      </w:pPr>
+      <w:r>
+        <w:rPr>
+          <w:rFonts w:ascii="Calibri" w:cs="Calibri" w:eastAsia="Calibri" w:hAnsi="Calibri"/>
+          <w:sz w:val="22"/>
+          <w:szCs w:val="22"/>
+        </w:rPr>
+        <w:t xml:space="preserve">Passage à l'eSIM / opérateur compatible selon les cas.</w:t>
+      </w:r>
+    </w:p>
+    <w:p>
+      <w:pPr>
+        <w:pStyle w:val="ListParagraph"/>
+        <w:numPr>
+          <w:ilvl w:val="0"/>
+          <w:numId w:val="1"/>
+        </w:numPr>
+        <w:spacing w:after="60" w:line="264"/>
+      </w:pPr>
+      <w:r>
+        <w:rPr>
+          <w:rFonts w:ascii="Calibri" w:cs="Calibri" w:eastAsia="Calibri" w:hAnsi="Calibri"/>
+          <w:sz w:val="22"/>
+          <w:szCs w:val="22"/>
+        </w:rPr>
+        <w:t xml:space="preserve">Dans tous les cas : l'appareil ne doit pas être signalé perdu/volé, et la propriété doit être prouvée.</w:t>
+      </w:r>
+    </w:p>
+    <w:p>
+      <w:pPr>
+        <w:spacing w:after="80"/>
+      </w:pPr>
+    </w:p>
+    <w:p>
+      <w:pPr>
+        <w:spacing w:after="40" w:before="120"/>
+        <w:jc w:val="center"/>
+      </w:pPr>
+      <w:r>
+        <w:drawing>
+          <wp:inline distT="0" distB="0" distL="0" distR="0">
+            <wp:extent cx="4476750" cy="3009900"/>
+            <wp:effectExtent t="0" r="0" b="0" l="0"/>
+            <wp:docPr id="1" name="" descr="" title=""/>
+            <wp:cNvGraphicFramePr>
+              <a:graphicFrameLocks xmlns:a="http://schemas.openxmlformats.org/drawingml/2006/main" noChangeAspect="1"/>
+            </wp:cNvGraphicFramePr>
+            <a:graphic xmlns:a="http://schemas.openxmlformats.org/drawingml/2006/main">
+              <a:graphicData uri="http://schemas.openxmlformats.org/drawingml/2006/picture">
+                <pic:pic xmlns:pic="http://schemas.openxmlformats.org/drawingml/2006/picture">
+                  <pic:nvPicPr>
+                    <pic:cNvPr id="0" name="" descr=""/>
+                    <pic:cNvPicPr>
+                      <a:picLocks noChangeAspect="1" noChangeArrowheads="1"/>
+                    </pic:cNvPicPr>
+                  </pic:nvPicPr>
+                  <pic:blipFill>
+                    <a:blip r:embed="rId16" cstate="none"/>
+                    <a:srcRect/>
+                    <a:stretch>
+                      <a:fillRect/>
+                    </a:stretch>
+                  </pic:blipFill>
+                  <pic:spPr bwMode="auto">
+                    <a:xfrm>
+                      <a:off x="0" y="0"/>
+                      <a:ext cx="4476750" cy="3009900"/>
+                    </a:xfrm>
+                    <a:prstGeom prst="rect">
+                      <a:avLst/>
+                    </a:prstGeom>
+                  </pic:spPr>
+                </pic:pic>
+              </a:graphicData>
+            </a:graphic>
+          </wp:inline>
+        </w:drawing>
+      </w:r>
+    </w:p>
+    <w:p>
+      <w:pPr>
+        <w:spacing w:after="160"/>
+        <w:jc w:val="center"/>
+      </w:pPr>
+      <w:r>
+        <w:rPr>
+          <w:rFonts w:ascii="Calibri" w:cs="Calibri" w:eastAsia="Calibri" w:hAnsi="Calibri"/>
+          <w:i/>
+          <w:iCs/>
+          <w:color w:val="555555"/>
+          <w:sz w:val="17"/>
+          <w:szCs w:val="17"/>
+        </w:rPr>
+        <w:t xml:space="preserve">Les étapes d'un déblocage réseau légal (sur preuve de propriété).</w:t>
+      </w:r>
+    </w:p>
+    <w:p>
+      <w:pPr>
+        <w:pStyle w:val="Heading2"/>
+        <w:spacing w:after="100" w:before="220"/>
+      </w:pPr>
+      <w:r>
+        <w:rPr>
+          <w:rFonts w:ascii="Calibri" w:cs="Calibri" w:eastAsia="Calibri" w:hAnsi="Calibri"/>
+          <w:b/>
+          <w:bCs/>
+          <w:color w:val="2E5E8C"/>
+          <w:sz w:val="26"/>
+          <w:szCs w:val="26"/>
+        </w:rPr>
+        <w:t xml:space="preserve">13. Ce qu'il ne faut jamais faire</w:t>
+      </w:r>
+    </w:p>
+    <w:p>
+      <w:pPr>
+        <w:pStyle w:val="ListParagraph"/>
+        <w:numPr>
+          <w:ilvl w:val="0"/>
+          <w:numId w:val="1"/>
+        </w:numPr>
+        <w:spacing w:after="60" w:line="264"/>
+      </w:pPr>
+      <w:r>
+        <w:rPr>
+          <w:rFonts w:ascii="Calibri" w:cs="Calibri" w:eastAsia="Calibri" w:hAnsi="Calibri"/>
+          <w:sz w:val="22"/>
+          <w:szCs w:val="22"/>
+        </w:rPr>
+        <w:t xml:space="preserve">Débloquer un appareil signalé volé ou perdu (listes noires IMEI) : illégal et traçable.</w:t>
+      </w:r>
+    </w:p>
+    <w:p>
+      <w:pPr>
+        <w:pStyle w:val="ListParagraph"/>
+        <w:numPr>
+          <w:ilvl w:val="0"/>
+          <w:numId w:val="1"/>
+        </w:numPr>
+        <w:spacing w:after="60" w:line="264"/>
+      </w:pPr>
+      <w:r>
+        <w:rPr>
+          <w:rFonts w:ascii="Calibri" w:cs="Calibri" w:eastAsia="Calibri" w:hAnsi="Calibri"/>
+          <w:sz w:val="22"/>
+          <w:szCs w:val="22"/>
+        </w:rPr>
+        <w:t xml:space="preserve">Contourner un verrou de compte (iCloud/FRP) sous couvert de « déblocage » : ce n'est pas du désimlockage, c'est du contournement d'antivol.</w:t>
+      </w:r>
+    </w:p>
+    <w:p>
+      <w:pPr>
+        <w:pStyle w:val="ListParagraph"/>
+        <w:numPr>
+          <w:ilvl w:val="0"/>
+          <w:numId w:val="1"/>
+        </w:numPr>
+        <w:spacing w:after="60" w:line="264"/>
+      </w:pPr>
+      <w:r>
+        <w:rPr>
+          <w:rFonts w:ascii="Calibri" w:cs="Calibri" w:eastAsia="Calibri" w:hAnsi="Calibri"/>
+          <w:sz w:val="22"/>
+          <w:szCs w:val="22"/>
+        </w:rPr>
+        <w:t xml:space="preserve">Modifier l'IMEI pour « sortir » un appareil d'une liste noire : illégal.</w:t>
+      </w:r>
+    </w:p>
+    <w:p>
+      <w:pPr>
+        <w:pStyle w:val="ListParagraph"/>
+        <w:numPr>
+          <w:ilvl w:val="0"/>
+          <w:numId w:val="1"/>
+        </w:numPr>
+        <w:spacing w:after="60" w:line="264"/>
+      </w:pPr>
+      <w:r>
+        <w:rPr>
+          <w:rFonts w:ascii="Calibri" w:cs="Calibri" w:eastAsia="Calibri" w:hAnsi="Calibri"/>
+          <w:sz w:val="22"/>
+          <w:szCs w:val="22"/>
+        </w:rPr>
+        <w:t xml:space="preserve">Accepter un appareil dont le client ne peut prouver la propriété.</w:t>
+      </w:r>
+    </w:p>
+    <w:p>
+      <w:pPr>
+        <w:spacing w:after="80"/>
+      </w:pPr>
+    </w:p>
+    <w:tbl>
+      <w:tblPr>
+        <w:tblW w:type="pct" w:w="100%"/>
+        <w:tblBorders>
+          <w:top w:val="none" w:color="FFFFFF" w:sz="0"/>
+          <w:left w:val="none" w:color="FFFFFF" w:sz="0"/>
+          <w:bottom w:val="none" w:color="FFFFFF" w:sz="0"/>
+          <w:right w:val="none" w:color="FFFFFF" w:sz="0"/>
+          <w:insideH w:val="none" w:color="FFFFFF" w:sz="0"/>
+          <w:insideV w:val="none" w:color="FFFFFF" w:sz="0"/>
+        </w:tblBorders>
+      </w:tblPr>
+      <w:tblGrid>
+        <w:gridCol w:w="200"/>
+        <w:gridCol w:w="9160"/>
+      </w:tblGrid>
+      <w:tr>
+        <w:tc>
+          <w:tcPr>
+            <w:tcW w:type="dxa" w:w="200"/>
+            <w:shd w:fill="2E5E8C" w:color="auto" w:val="clear"/>
+          </w:tcPr>
+          <w:p>
+            <w:r>
+              <w:rPr>
+                <w:rFonts w:ascii="Calibri" w:cs="Calibri" w:eastAsia="Calibri" w:hAnsi="Calibri"/>
+              </w:rPr>
+              <w:t xml:space="preserve"> </w:t>
+            </w:r>
+          </w:p>
+        </w:tc>
+        <w:tc>
+          <w:tcPr>
+            <w:tcW w:type="dxa" w:w="9160"/>
+            <w:shd w:fill="EAF2FB" w:color="auto" w:val="clear"/>
+            <w:tcMar>
+              <w:top w:type="dxa" w:w="120"/>
+              <w:left w:type="dxa" w:w="160"/>
+              <w:bottom w:type="dxa" w:w="120"/>
+              <w:right w:type="dxa" w:w="160"/>
+            </w:tcMar>
+          </w:tcPr>
+          <w:p>
+            <w:pPr>
+              <w:spacing w:after="40"/>
+            </w:pPr>
+            <w:r>
+              <w:rPr>
+                <w:rFonts w:ascii="Calibri" w:cs="Calibri" w:eastAsia="Calibri" w:hAnsi="Calibri"/>
+                <w:b/>
+                <w:bCs/>
+                <w:color w:val="1F3A5F"/>
+                <w:sz w:val="21"/>
+                <w:szCs w:val="21"/>
+              </w:rPr>
+              <w:t xml:space="preserve">La bonne question à poser</w:t>
+            </w:r>
+          </w:p>
+          <w:p>
+            <w:r>
+              <w:rPr>
+                <w:rFonts w:ascii="Calibri" w:cs="Calibri" w:eastAsia="Calibri" w:hAnsi="Calibri"/>
+                <w:color w:val="222222"/>
+                <w:sz w:val="21"/>
+                <w:szCs w:val="21"/>
+              </w:rPr>
+              <w:t xml:space="preserve">« Avez-vous une preuve d'achat / la facture ? » Cette simple question filtre l'essentiel des demandes problématiques et protège votre commerce. En cas de doute, refusez poliment.</w:t>
+            </w:r>
+          </w:p>
+        </w:tc>
+      </w:tr>
+    </w:tbl>
+    <w:p>
+      <w:pPr>
+        <w:spacing w:after="80"/>
+      </w:pPr>
+    </w:p>
+    <w:p>
+      <w:r>
+        <w:br w:type="page"/>
+      </w:r>
+    </w:p>
+    <w:p>
+      <w:r>
+        <w:br w:type="page"/>
+      </w:r>
+    </w:p>
+    <w:p>
+      <w:pPr>
+        <w:pStyle w:val="Heading1"/>
+        <w:spacing w:after="0" w:before="0"/>
+      </w:pPr>
+      <w:r>
+        <w:rPr>
+          <w:rFonts w:ascii="Calibri" w:cs="Calibri" w:eastAsia="Calibri" w:hAnsi="Calibri"/>
+          <w:color w:val="FFFFFF"/>
+          <w:sz w:val="2"/>
+          <w:szCs w:val="2"/>
+        </w:rPr>
+        <w:t xml:space="preserve">Partie 6 — Bootloader, root et ROM personnalisées (Android)</w:t>
+      </w:r>
+    </w:p>
+    <w:tbl>
+      <w:tblPr>
+        <w:tblW w:type="pct" w:w="100%"/>
+        <w:tblBorders>
+          <w:top w:val="none" w:color="FFFFFF" w:sz="0"/>
+          <w:left w:val="none" w:color="FFFFFF" w:sz="0"/>
+          <w:bottom w:val="none" w:color="FFFFFF" w:sz="0"/>
+          <w:right w:val="none" w:color="FFFFFF" w:sz="0"/>
+          <w:insideH w:val="none" w:color="FFFFFF" w:sz="0"/>
+          <w:insideV w:val="none" w:color="FFFFFF" w:sz="0"/>
+        </w:tblBorders>
+      </w:tblPr>
+      <w:tblGrid>
+        <w:gridCol w:w="9360"/>
+      </w:tblGrid>
+      <w:tr>
+        <w:tc>
+          <w:tcPr>
+            <w:tcW w:type="dxa" w:w="9360"/>
+            <w:shd w:fill="1F3A5F" w:color="auto" w:val="clear"/>
+            <w:tcMar>
+              <w:top w:type="dxa" w:w="300"/>
+              <w:left w:type="dxa" w:w="320"/>
+              <w:bottom w:type="dxa" w:w="320"/>
+              <w:right w:type="dxa" w:w="320"/>
+            </w:tcMar>
+          </w:tcPr>
+          <w:p>
+            <w:pPr>
+              <w:spacing w:after="40"/>
+            </w:pPr>
+            <w:r>
+              <w:rPr>
+                <w:rFonts w:ascii="Calibri" w:cs="Calibri" w:eastAsia="Calibri" w:hAnsi="Calibri"/>
+                <w:b/>
+                <w:bCs/>
+                <w:color w:val="9FC4E6"/>
+                <w:spacing w:val="60"/>
+                <w:sz w:val="20"/>
+                <w:szCs w:val="20"/>
+              </w:rPr>
+              <w:t xml:space="preserve">PARTIE 6</w:t>
+            </w:r>
+          </w:p>
+          <w:p>
+            <w:r>
+              <w:rPr>
+                <w:rFonts w:ascii="Calibri" w:cs="Calibri" w:eastAsia="Calibri" w:hAnsi="Calibri"/>
+                <w:b/>
+                <w:bCs/>
+                <w:color w:val="FFFFFF"/>
+                <w:sz w:val="40"/>
+                <w:szCs w:val="40"/>
+              </w:rPr>
+              <w:t xml:space="preserve">Bootloader, root et ROM personnalisées (Android)</w:t>
+            </w:r>
+          </w:p>
+        </w:tc>
+      </w:tr>
+    </w:tbl>
+    <w:p>
+      <w:pPr>
+        <w:spacing w:after="80"/>
+      </w:pPr>
+    </w:p>
+    <w:p>
+      <w:pPr>
+        <w:spacing w:after="120" w:line="276"/>
+        <w:jc w:val="both"/>
+      </w:pPr>
+      <w:r>
+        <w:rPr>
+          <w:rFonts w:ascii="Calibri" w:cs="Calibri" w:eastAsia="Calibri" w:hAnsi="Calibri"/>
+          <w:sz w:val="22"/>
+          <w:szCs w:val="22"/>
+        </w:rPr>
+        <w:t xml:space="preserve">Déverrouiller le bootloader, « rooter » ou installer une ROM personnalisée sont des opérations que le propriétaire peut légitimement demander sur SON appareil. Elles comportent toutefois des contreparties qu'il faut expliquer clairement.</w:t>
+      </w:r>
+    </w:p>
+    <w:p>
+      <w:pPr>
+        <w:pStyle w:val="Heading2"/>
+        <w:spacing w:after="100" w:before="220"/>
+      </w:pPr>
+      <w:r>
+        <w:rPr>
+          <w:rFonts w:ascii="Calibri" w:cs="Calibri" w:eastAsia="Calibri" w:hAnsi="Calibri"/>
+          <w:b/>
+          <w:bCs/>
+          <w:color w:val="2E5E8C"/>
+          <w:sz w:val="26"/>
+          <w:szCs w:val="26"/>
+        </w:rPr>
+        <w:t xml:space="preserve">14. Ce que ça implique</w:t>
+      </w:r>
+    </w:p>
+    <w:p>
+      <w:pPr>
+        <w:pStyle w:val="ListParagraph"/>
+        <w:numPr>
+          <w:ilvl w:val="0"/>
+          <w:numId w:val="1"/>
+        </w:numPr>
+        <w:spacing w:after="60" w:line="264"/>
+      </w:pPr>
+      <w:r>
+        <w:rPr>
+          <w:rFonts w:ascii="Calibri" w:cs="Calibri" w:eastAsia="Calibri" w:hAnsi="Calibri"/>
+          <w:sz w:val="22"/>
+          <w:szCs w:val="22"/>
+        </w:rPr>
+        <w:t xml:space="preserve">Déverrouillage du bootloader : souvent EFFACE toutes les données (sécurité) et peut annuler la garantie.</w:t>
+      </w:r>
+    </w:p>
+    <w:p>
+      <w:pPr>
+        <w:pStyle w:val="ListParagraph"/>
+        <w:numPr>
+          <w:ilvl w:val="0"/>
+          <w:numId w:val="1"/>
+        </w:numPr>
+        <w:spacing w:after="60" w:line="264"/>
+      </w:pPr>
+      <w:r>
+        <w:rPr>
+          <w:rFonts w:ascii="Calibri" w:cs="Calibri" w:eastAsia="Calibri" w:hAnsi="Calibri"/>
+          <w:sz w:val="22"/>
+          <w:szCs w:val="22"/>
+        </w:rPr>
+        <w:t xml:space="preserve">Root / ROM personnalisée : peut casser certaines fonctions (paiement sans contact, applications bancaires, mises à jour officielles) et réduire la sécurité si mal fait.</w:t>
+      </w:r>
+    </w:p>
+    <w:p>
+      <w:pPr>
+        <w:pStyle w:val="ListParagraph"/>
+        <w:numPr>
+          <w:ilvl w:val="0"/>
+          <w:numId w:val="1"/>
+        </w:numPr>
+        <w:spacing w:after="60" w:line="264"/>
+      </w:pPr>
+      <w:r>
+        <w:rPr>
+          <w:rFonts w:ascii="Calibri" w:cs="Calibri" w:eastAsia="Calibri" w:hAnsi="Calibri"/>
+          <w:sz w:val="22"/>
+          <w:szCs w:val="22"/>
+        </w:rPr>
+        <w:t xml:space="preserve">Réversibilité : reverrouiller/revenir au stock est parfois possible, parfois non selon le modèle.</w:t>
+      </w:r>
+    </w:p>
+    <w:p>
+      <w:pPr>
+        <w:pStyle w:val="ListParagraph"/>
+        <w:numPr>
+          <w:ilvl w:val="0"/>
+          <w:numId w:val="1"/>
+        </w:numPr>
+        <w:spacing w:after="60" w:line="264"/>
+      </w:pPr>
+      <w:r>
+        <w:rPr>
+          <w:rFonts w:ascii="Calibri" w:cs="Calibri" w:eastAsia="Calibri" w:hAnsi="Calibri"/>
+          <w:sz w:val="22"/>
+          <w:szCs w:val="22"/>
+        </w:rPr>
+        <w:t xml:space="preserve">Sur beaucoup d'appareils récents, le déverrouillage OEM est bridé par le constructeur.</w:t>
+      </w:r>
+    </w:p>
+    <w:p>
+      <w:pPr>
+        <w:spacing w:after="80"/>
+      </w:pPr>
+    </w:p>
+    <w:tbl>
+      <w:tblPr>
+        <w:tblW w:type="pct" w:w="100%"/>
+        <w:tblBorders>
+          <w:top w:val="none" w:color="FFFFFF" w:sz="0"/>
+          <w:left w:val="none" w:color="FFFFFF" w:sz="0"/>
+          <w:bottom w:val="none" w:color="FFFFFF" w:sz="0"/>
+          <w:right w:val="none" w:color="FFFFFF" w:sz="0"/>
+          <w:insideH w:val="none" w:color="FFFFFF" w:sz="0"/>
+          <w:insideV w:val="none" w:color="FFFFFF" w:sz="0"/>
+        </w:tblBorders>
+      </w:tblPr>
+      <w:tblGrid>
+        <w:gridCol w:w="200"/>
+        <w:gridCol w:w="9160"/>
+      </w:tblGrid>
+      <w:tr>
+        <w:tc>
+          <w:tcPr>
+            <w:tcW w:type="dxa" w:w="200"/>
+            <w:shd w:fill="27AE60" w:color="auto" w:val="clear"/>
+          </w:tcPr>
+          <w:p>
+            <w:r>
+              <w:rPr>
+                <w:rFonts w:ascii="Calibri" w:cs="Calibri" w:eastAsia="Calibri" w:hAnsi="Calibri"/>
+              </w:rPr>
+              <w:t xml:space="preserve"> </w:t>
+            </w:r>
+          </w:p>
+        </w:tc>
+        <w:tc>
+          <w:tcPr>
+            <w:tcW w:type="dxa" w:w="9160"/>
+            <w:shd w:fill="EAF7EE" w:color="auto" w:val="clear"/>
+            <w:tcMar>
+              <w:top w:type="dxa" w:w="120"/>
+              <w:left w:type="dxa" w:w="160"/>
+              <w:bottom w:type="dxa" w:w="120"/>
+              <w:right w:type="dxa" w:w="160"/>
+            </w:tcMar>
+          </w:tcPr>
+          <w:p>
+            <w:pPr>
+              <w:spacing w:after="40"/>
+            </w:pPr>
+            <w:r>
+              <w:rPr>
+                <w:rFonts w:ascii="Calibri" w:cs="Calibri" w:eastAsia="Calibri" w:hAnsi="Calibri"/>
+                <w:b/>
+                <w:bCs/>
+                <w:color w:val="1E7E42"/>
+                <w:sz w:val="21"/>
+                <w:szCs w:val="21"/>
+              </w:rPr>
+              <w:t xml:space="preserve">Devoir de conseil</w:t>
+            </w:r>
+          </w:p>
+          <w:p>
+            <w:r>
+              <w:rPr>
+                <w:rFonts w:ascii="Calibri" w:cs="Calibri" w:eastAsia="Calibri" w:hAnsi="Calibri"/>
+                <w:color w:val="222222"/>
+                <w:sz w:val="21"/>
+                <w:szCs w:val="21"/>
+              </w:rPr>
+              <w:t xml:space="preserve">Avant toute manipulation « avancée », expliquez au client les risques (garantie, sécurité, fonctions bancaires) et faites-lui confirmer par écrit. C'est un service légitime, mais le client doit décider en connaissance de cause.</w:t>
+            </w:r>
+          </w:p>
+        </w:tc>
+      </w:tr>
+    </w:tbl>
+    <w:p>
+      <w:pPr>
+        <w:spacing w:after="80"/>
+      </w:pPr>
+    </w:p>
+    <w:p>
+      <w:r>
+        <w:br w:type="page"/>
+      </w:r>
+    </w:p>
+    <w:p>
+      <w:r>
+        <w:br w:type="page"/>
+      </w:r>
+    </w:p>
+    <w:p>
+      <w:pPr>
+        <w:pStyle w:val="Heading1"/>
+        <w:spacing w:after="0" w:before="0"/>
+      </w:pPr>
+      <w:r>
+        <w:rPr>
+          <w:rFonts w:ascii="Calibri" w:cs="Calibri" w:eastAsia="Calibri" w:hAnsi="Calibri"/>
+          <w:color w:val="FFFFFF"/>
+          <w:sz w:val="2"/>
+          <w:szCs w:val="2"/>
+        </w:rPr>
+        <w:t xml:space="preserve">Partie 7 — Dépannage : bootloop, brick, échecs de flash</w:t>
+      </w:r>
+    </w:p>
+    <w:tbl>
+      <w:tblPr>
+        <w:tblW w:type="pct" w:w="100%"/>
+        <w:tblBorders>
+          <w:top w:val="none" w:color="FFFFFF" w:sz="0"/>
+          <w:left w:val="none" w:color="FFFFFF" w:sz="0"/>
+          <w:bottom w:val="none" w:color="FFFFFF" w:sz="0"/>
+          <w:right w:val="none" w:color="FFFFFF" w:sz="0"/>
+          <w:insideH w:val="none" w:color="FFFFFF" w:sz="0"/>
+          <w:insideV w:val="none" w:color="FFFFFF" w:sz="0"/>
+        </w:tblBorders>
+      </w:tblPr>
+      <w:tblGrid>
+        <w:gridCol w:w="9360"/>
+      </w:tblGrid>
+      <w:tr>
+        <w:tc>
+          <w:tcPr>
+            <w:tcW w:type="dxa" w:w="9360"/>
+            <w:shd w:fill="1F3A5F" w:color="auto" w:val="clear"/>
+            <w:tcMar>
+              <w:top w:type="dxa" w:w="300"/>
+              <w:left w:type="dxa" w:w="320"/>
+              <w:bottom w:type="dxa" w:w="320"/>
+              <w:right w:type="dxa" w:w="320"/>
+            </w:tcMar>
+          </w:tcPr>
+          <w:p>
+            <w:pPr>
+              <w:spacing w:after="40"/>
+            </w:pPr>
+            <w:r>
+              <w:rPr>
+                <w:rFonts w:ascii="Calibri" w:cs="Calibri" w:eastAsia="Calibri" w:hAnsi="Calibri"/>
+                <w:b/>
+                <w:bCs/>
+                <w:color w:val="9FC4E6"/>
+                <w:spacing w:val="60"/>
+                <w:sz w:val="20"/>
+                <w:szCs w:val="20"/>
+              </w:rPr>
+              <w:t xml:space="preserve">PARTIE 7</w:t>
+            </w:r>
+          </w:p>
+          <w:p>
+            <w:r>
+              <w:rPr>
+                <w:rFonts w:ascii="Calibri" w:cs="Calibri" w:eastAsia="Calibri" w:hAnsi="Calibri"/>
+                <w:b/>
+                <w:bCs/>
+                <w:color w:val="FFFFFF"/>
+                <w:sz w:val="40"/>
+                <w:szCs w:val="40"/>
+              </w:rPr>
+              <w:t xml:space="preserve">Dépannage : bootloop, brick, échecs de flash</w:t>
+            </w:r>
+          </w:p>
+        </w:tc>
+      </w:tr>
+    </w:tbl>
+    <w:p>
+      <w:pPr>
+        <w:spacing w:after="80"/>
+      </w:pPr>
+    </w:p>
+    <w:p>
+      <w:pPr>
+        <w:spacing w:after="120" w:line="276"/>
+        <w:jc w:val="both"/>
+      </w:pPr>
+      <w:r>
+        <w:rPr>
+          <w:rFonts w:ascii="Calibri" w:cs="Calibri" w:eastAsia="Calibri" w:hAnsi="Calibri"/>
+          <w:sz w:val="22"/>
+          <w:szCs w:val="22"/>
+        </w:rPr>
+        <w:t xml:space="preserve">Un appareil « bloqué au logo », qui redémarre en boucle (bootloop) ou totalement éteint (brick) est très souvent récupérable par voie logicielle. Méthode :</w:t>
+      </w:r>
+    </w:p>
+    <w:p>
+      <w:pPr>
+        <w:spacing w:after="40" w:before="120"/>
+        <w:jc w:val="center"/>
+      </w:pPr>
+      <w:r>
+        <w:drawing>
+          <wp:inline distT="0" distB="0" distL="0" distR="0">
+            <wp:extent cx="4476750" cy="2143125"/>
+            <wp:effectExtent t="0" r="0" b="0" l="0"/>
+            <wp:docPr id="1" name="" descr="" title=""/>
+            <wp:cNvGraphicFramePr>
+              <a:graphicFrameLocks xmlns:a="http://schemas.openxmlformats.org/drawingml/2006/main" noChangeAspect="1"/>
+            </wp:cNvGraphicFramePr>
+            <a:graphic xmlns:a="http://schemas.openxmlformats.org/drawingml/2006/main">
+              <a:graphicData uri="http://schemas.openxmlformats.org/drawingml/2006/picture">
+                <pic:pic xmlns:pic="http://schemas.openxmlformats.org/drawingml/2006/picture">
+                  <pic:nvPicPr>
+                    <pic:cNvPr id="0" name="" descr=""/>
+                    <pic:cNvPicPr>
+                      <a:picLocks noChangeAspect="1" noChangeArrowheads="1"/>
+                    </pic:cNvPicPr>
+                  </pic:nvPicPr>
+                  <pic:blipFill>
+                    <a:blip r:embed="rId17" cstate="none"/>
+                    <a:srcRect/>
+                    <a:stretch>
+                      <a:fillRect/>
+                    </a:stretch>
+                  </pic:blipFill>
+                  <pic:spPr bwMode="auto">
+                    <a:xfrm>
+                      <a:off x="0" y="0"/>
                       <a:ext cx="4476750" cy="2143125"/>
                     </a:xfrm>
                     <a:prstGeom prst="rect">
@@ -3837,6 +4089,69 @@
       <w:pPr>
         <w:spacing w:after="80"/>
       </w:pPr>
+    </w:p>
+    <w:p>
+      <w:pPr>
+        <w:spacing w:after="40" w:before="120"/>
+        <w:jc w:val="center"/>
+      </w:pPr>
+      <w:r>
+        <w:drawing>
+          <wp:inline distT="0" distB="0" distL="0" distR="0">
+            <wp:extent cx="4476750" cy="3009900"/>
+            <wp:effectExtent t="0" r="0" b="0" l="0"/>
+            <wp:docPr id="1" name="" descr="" title=""/>
+            <wp:cNvGraphicFramePr>
+              <a:graphicFrameLocks xmlns:a="http://schemas.openxmlformats.org/drawingml/2006/main" noChangeAspect="1"/>
+            </wp:cNvGraphicFramePr>
+            <a:graphic xmlns:a="http://schemas.openxmlformats.org/drawingml/2006/main">
+              <a:graphicData uri="http://schemas.openxmlformats.org/drawingml/2006/picture">
+                <pic:pic xmlns:pic="http://schemas.openxmlformats.org/drawingml/2006/picture">
+                  <pic:nvPicPr>
+                    <pic:cNvPr id="0" name="" descr=""/>
+                    <pic:cNvPicPr>
+                      <a:picLocks noChangeAspect="1" noChangeArrowheads="1"/>
+                    </pic:cNvPicPr>
+                  </pic:nvPicPr>
+                  <pic:blipFill>
+                    <a:blip r:embed="rId18" cstate="none"/>
+                    <a:srcRect/>
+                    <a:stretch>
+                      <a:fillRect/>
+                    </a:stretch>
+                  </pic:blipFill>
+                  <pic:spPr bwMode="auto">
+                    <a:xfrm>
+                      <a:off x="0" y="0"/>
+                      <a:ext cx="4476750" cy="3009900"/>
+                    </a:xfrm>
+                    <a:prstGeom prst="rect">
+                      <a:avLst/>
+                    </a:prstGeom>
+                  </pic:spPr>
+                </pic:pic>
+              </a:graphicData>
+            </a:graphic>
+          </wp:inline>
+        </w:drawing>
+      </w:r>
+    </w:p>
+    <w:p>
+      <w:pPr>
+        <w:spacing w:after="160"/>
+        <w:jc w:val="center"/>
+      </w:pPr>
+      <w:r>
+        <w:rPr>
+          <w:rFonts w:ascii="Calibri" w:cs="Calibri" w:eastAsia="Calibri" w:hAnsi="Calibri"/>
+          <w:i/>
+          <w:iCs/>
+          <w:color w:val="555555"/>
+          <w:sz w:val="17"/>
+          <w:szCs w:val="17"/>
+        </w:rPr>
+        <w:t xml:space="preserve">Les étapes pour sortir un appareil d'un bootloop par voie logicielle.</w:t>
+      </w:r>
     </w:p>
     <w:tbl>
       <w:tblPr>
@@ -4043,7 +4358,7 @@
                     </pic:cNvPicPr>
                   </pic:nvPicPr>
                   <pic:blipFill>
-                    <a:blip r:embed="rId14" cstate="none"/>
+                    <a:blip r:embed="rId19" cstate="none"/>
                     <a:srcRect/>
                     <a:stretch>
                       <a:fillRect/>
